--- a/internal_doc/03.开发设计/lob/Story-Lob支持主子表.docx
+++ b/internal_doc/03.开发设计/lob/Story-Lob支持主子表.docx
@@ -507,7 +507,6 @@
         <w:t>简单设计</w:t>
       </w:r>
     </w:p>
-    <w:p/>
     <w:p>
       <w:pPr>
         <w:pStyle w:val="3"/>
@@ -523,182 +522,886 @@
       </w:r>
     </w:p>
     <w:p>
-      <w:r>
-        <w:rPr>
-          <w:rFonts w:hint="eastAsia"/>
-        </w:rPr>
-        <w:t>在主表</w:t>
-      </w:r>
-      <w:r>
-        <w:t>上</w:t>
-      </w:r>
-      <w:r>
-        <w:rPr>
-          <w:rFonts w:hint="eastAsia"/>
-        </w:rPr>
+      <w:pPr>
+        <w:pStyle w:val="a7"/>
+        <w:numPr>
+          <w:ilvl w:val="0"/>
+          <w:numId w:val="13"/>
+        </w:numPr>
+        <w:ind w:firstLineChars="0"/>
+      </w:pPr>
+      <w:r>
+        <w:rPr>
+          <w:rFonts w:hint="eastAsia"/>
+        </w:rPr>
+        <w:t>创建</w:t>
+      </w:r>
+      <w:r>
+        <w:t>主表时，指定</w:t>
+      </w:r>
+      <w:r>
+        <w:t>lob</w:t>
+      </w:r>
+      <w:r>
+        <w:rPr>
+          <w:rFonts w:hint="eastAsia"/>
+        </w:rPr>
+        <w:t>的</w:t>
+      </w:r>
+      <w:r>
+        <w:t>时间格式</w:t>
+      </w:r>
+      <w:r>
+        <w:rPr>
+          <w:rFonts w:hint="eastAsia"/>
+        </w:rPr>
+        <w:t>（</w:t>
+      </w:r>
+      <w:r>
+        <w:t>LobShardingKeyFormat</w:t>
+      </w:r>
+      <w:r>
+        <w:rPr>
+          <w:rFonts w:hint="eastAsia"/>
+        </w:rPr>
+        <w:t>）</w:t>
+      </w:r>
+      <w:r>
+        <w:rPr>
+          <w:rFonts w:hint="eastAsia"/>
+        </w:rPr>
+        <w:t>，实际</w:t>
+      </w:r>
+      <w:r>
         <w:t>操作</w:t>
       </w:r>
       <w:r>
+        <w:rPr>
+          <w:rFonts w:hint="eastAsia"/>
+        </w:rPr>
         <w:t>lob</w:t>
       </w:r>
       <w:r>
-        <w:t>时，根据</w:t>
-      </w:r>
-      <w:r>
-        <w:t>lob</w:t>
-      </w:r>
-      <w:r>
+        <w:t>时，将</w:t>
+      </w:r>
+      <w:r>
+        <w:t>lobid</w:t>
+      </w:r>
+      <w:r>
+        <w:t>映射成</w:t>
+      </w:r>
+      <w:r>
+        <w:rPr>
+          <w:rFonts w:hint="eastAsia"/>
+        </w:rPr>
+        <w:t>时间</w:t>
+      </w:r>
+      <w:r>
+        <w:t>格式</w:t>
+      </w:r>
+      <w:r>
+        <w:rPr>
+          <w:rFonts w:hint="eastAsia"/>
+        </w:rPr>
         <w:t>的</w:t>
       </w:r>
       <w:r>
         <w:rPr>
           <w:rFonts w:hint="eastAsia"/>
         </w:rPr>
-        <w:t xml:space="preserve"> </w:t>
-      </w:r>
-      <w:r>
-        <w:t>Oid</w:t>
-      </w:r>
-      <w:r>
-        <w:t>前</w:t>
-      </w:r>
-      <w:r>
-        <w:rPr>
-          <w:rFonts w:hint="eastAsia"/>
-        </w:rPr>
-        <w:t>4</w:t>
-      </w:r>
-      <w:r>
-        <w:rPr>
-          <w:rFonts w:hint="eastAsia"/>
-        </w:rPr>
-        <w:t>个</w:t>
-      </w:r>
-      <w:r>
-        <w:t>字节秒数表示的日期做为分区键键值，</w:t>
-      </w:r>
-      <w:r>
-        <w:rPr>
-          <w:rFonts w:hint="eastAsia"/>
-        </w:rPr>
-        <w:t>再</w:t>
-      </w:r>
-      <w:r>
-        <w:t>根据主子表上</w:t>
-      </w:r>
-      <w:r>
-        <w:rPr>
-          <w:rFonts w:hint="eastAsia"/>
-        </w:rPr>
-        <w:t>的</w:t>
-      </w:r>
-      <w:r>
-        <w:t>LowBound UpBound</w:t>
-      </w:r>
-      <w:r>
-        <w:rPr>
-          <w:rFonts w:hint="eastAsia"/>
-        </w:rPr>
-        <w:t>确定</w:t>
-      </w:r>
-      <w:r>
-        <w:rPr>
-          <w:rFonts w:hint="eastAsia"/>
-        </w:rPr>
-        <w:t>lob</w:t>
-      </w:r>
-      <w:r>
-        <w:t>归属的子表</w:t>
-      </w:r>
-    </w:p>
-    <w:p/>
-    <w:p>
-      <w:r>
-        <w:rPr>
-          <w:rFonts w:hint="eastAsia"/>
-        </w:rPr>
-        <w:t>Oi</w:t>
-      </w:r>
-      <w:r>
-        <w:t>d</w:t>
-      </w:r>
-      <w:r>
-        <w:rPr>
-          <w:rFonts w:hint="eastAsia"/>
-        </w:rPr>
-        <w:t>字符串</w:t>
-      </w:r>
-      <w:r>
-        <w:t>显示</w:t>
-      </w:r>
-      <w:r>
-        <w:rPr>
-          <w:rFonts w:hint="eastAsia"/>
-        </w:rPr>
-        <w:t>格式</w:t>
-      </w:r>
-      <w:r>
-        <w:t>如下：</w:t>
+        <w:t>虚拟</w:t>
+      </w:r>
+      <w:r>
+        <w:t>字段</w:t>
+      </w:r>
+      <w:r>
+        <w:rPr>
+          <w:rFonts w:hint="eastAsia"/>
+        </w:rPr>
+        <w:t>，再</w:t>
+      </w:r>
+      <w:r>
+        <w:t>根据</w:t>
+      </w:r>
+      <w:r>
+        <w:rPr>
+          <w:rFonts w:hint="eastAsia"/>
+        </w:rPr>
+        <w:t>虚拟</w:t>
+      </w:r>
+      <w:r>
+        <w:t>字段来查找子表。</w:t>
       </w:r>
     </w:p>
     <w:p>
-      <w:r>
-        <w:t>"Oid": {</w:t>
+      <w:pPr>
+        <w:pStyle w:val="a7"/>
+        <w:ind w:left="777" w:firstLineChars="0" w:firstLine="0"/>
+      </w:pPr>
+      <w:r>
+        <w:t>Bson</w:t>
+      </w:r>
+      <w:r>
+        <w:rPr>
+          <w:rFonts w:hint="eastAsia"/>
+        </w:rPr>
+        <w:t>记录</w:t>
+      </w:r>
+      <w:r>
+        <w:t>插入主子表：</w:t>
       </w:r>
     </w:p>
     <w:p>
-      <w:r>
-        <w:t xml:space="preserve">    "$oid": "</w:t>
-      </w:r>
-      <w:r>
-        <w:rPr>
-          <w:color w:val="FF0000"/>
-        </w:rPr>
-        <w:t>5cf62c85</w:t>
-      </w:r>
-      <w:r>
-        <w:t>a9e7d075ad4a4392"</w:t>
+      <w:pPr>
+        <w:pStyle w:val="a7"/>
+        <w:ind w:left="777" w:firstLineChars="0" w:firstLine="0"/>
+      </w:pPr>
+      <w:r>
+        <w:rPr>
+          <w:noProof/>
+        </w:rPr>
+        <w:lastRenderedPageBreak/>
+        <w:drawing>
+          <wp:inline distT="0" distB="0" distL="0" distR="0" wp14:anchorId="59E4D9B6" wp14:editId="3B81090A">
+            <wp:extent cx="4136842" cy="2372506"/>
+            <wp:effectExtent l="0" t="0" r="0" b="0"/>
+            <wp:docPr id="13" name="图片 13"/>
+            <wp:cNvGraphicFramePr>
+              <a:graphicFrameLocks xmlns:a="http://schemas.openxmlformats.org/drawingml/2006/main" noChangeAspect="1"/>
+            </wp:cNvGraphicFramePr>
+            <a:graphic xmlns:a="http://schemas.openxmlformats.org/drawingml/2006/main">
+              <a:graphicData uri="http://schemas.openxmlformats.org/drawingml/2006/picture">
+                <pic:pic xmlns:pic="http://schemas.openxmlformats.org/drawingml/2006/picture">
+                  <pic:nvPicPr>
+                    <pic:cNvPr id="0" name="Picture 13"/>
+                    <pic:cNvPicPr>
+                      <a:picLocks noChangeAspect="1" noChangeArrowheads="1"/>
+                    </pic:cNvPicPr>
+                  </pic:nvPicPr>
+                  <pic:blipFill>
+                    <a:blip r:embed="rId7">
+                      <a:extLst>
+                        <a:ext uri="{28A0092B-C50C-407E-A947-70E740481C1C}">
+                          <a14:useLocalDpi xmlns:a14="http://schemas.microsoft.com/office/drawing/2010/main" val="0"/>
+                        </a:ext>
+                      </a:extLst>
+                    </a:blip>
+                    <a:srcRect/>
+                    <a:stretch>
+                      <a:fillRect/>
+                    </a:stretch>
+                  </pic:blipFill>
+                  <pic:spPr bwMode="auto">
+                    <a:xfrm>
+                      <a:off x="0" y="0"/>
+                      <a:ext cx="4136842" cy="2372506"/>
+                    </a:xfrm>
+                    <a:prstGeom prst="rect">
+                      <a:avLst/>
+                    </a:prstGeom>
+                    <a:noFill/>
+                  </pic:spPr>
+                </pic:pic>
+              </a:graphicData>
+            </a:graphic>
+          </wp:inline>
+        </w:drawing>
       </w:r>
     </w:p>
     <w:p>
-      <w:r>
-        <w:t>}</w:t>
-      </w:r>
+      <w:pPr>
+        <w:pStyle w:val="a7"/>
+        <w:ind w:left="777" w:firstLineChars="0" w:firstLine="0"/>
+      </w:pPr>
     </w:p>
-    <w:p/>
     <w:p>
-      <w:r>
-        <w:t>db.foo.bar.attachCL( "foo2.January", { LowBound: { date: "</w:t>
-      </w:r>
-      <w:r>
-        <w:rPr>
-          <w:color w:val="FF0000"/>
-        </w:rPr>
-        <w:t>20130101</w:t>
-      </w:r>
-      <w:r>
-        <w:t>" }, UpBound: { date: "</w:t>
-      </w:r>
-      <w:r>
-        <w:rPr>
-          <w:color w:val="FF0000"/>
-        </w:rPr>
-        <w:t>20130131</w:t>
-      </w:r>
-      <w:r>
-        <w:t>" } } )</w:t>
+      <w:pPr>
+        <w:pStyle w:val="a7"/>
+        <w:ind w:left="777" w:firstLineChars="0" w:firstLine="0"/>
+      </w:pPr>
+      <w:r>
+        <w:t>L</w:t>
+      </w:r>
+      <w:r>
+        <w:rPr>
+          <w:rFonts w:hint="eastAsia"/>
+        </w:rPr>
+        <w:t>ob</w:t>
+      </w:r>
+      <w:r>
+        <w:rPr>
+          <w:rFonts w:hint="eastAsia"/>
+        </w:rPr>
+        <w:t>数据</w:t>
+      </w:r>
+      <w:r>
+        <w:t>插入主子表</w:t>
+      </w:r>
+      <w:r>
+        <w:rPr>
+          <w:rFonts w:hint="eastAsia"/>
+        </w:rPr>
+        <w:t>：</w:t>
       </w:r>
     </w:p>
-    <w:p/>
     <w:p>
       <w:pPr>
+        <w:pStyle w:val="a7"/>
+        <w:ind w:left="777" w:firstLineChars="0" w:firstLine="0"/>
+      </w:pPr>
+      <w:r>
+        <w:rPr>
+          <w:noProof/>
+        </w:rPr>
+        <w:drawing>
+          <wp:inline distT="0" distB="0" distL="0" distR="0">
+            <wp:extent cx="5081660" cy="2698322"/>
+            <wp:effectExtent l="0" t="0" r="0" b="0"/>
+            <wp:docPr id="30" name="图片 30"/>
+            <wp:cNvGraphicFramePr>
+              <a:graphicFrameLocks xmlns:a="http://schemas.openxmlformats.org/drawingml/2006/main" noChangeAspect="1"/>
+            </wp:cNvGraphicFramePr>
+            <a:graphic xmlns:a="http://schemas.openxmlformats.org/drawingml/2006/main">
+              <a:graphicData uri="http://schemas.openxmlformats.org/drawingml/2006/picture">
+                <pic:pic xmlns:pic="http://schemas.openxmlformats.org/drawingml/2006/picture">
+                  <pic:nvPicPr>
+                    <pic:cNvPr id="0" name="Picture 64"/>
+                    <pic:cNvPicPr>
+                      <a:picLocks noChangeAspect="1" noChangeArrowheads="1"/>
+                    </pic:cNvPicPr>
+                  </pic:nvPicPr>
+                  <pic:blipFill>
+                    <a:blip r:embed="rId8" cstate="print">
+                      <a:extLst>
+                        <a:ext uri="{28A0092B-C50C-407E-A947-70E740481C1C}">
+                          <a14:useLocalDpi xmlns:a14="http://schemas.microsoft.com/office/drawing/2010/main" val="0"/>
+                        </a:ext>
+                      </a:extLst>
+                    </a:blip>
+                    <a:srcRect/>
+                    <a:stretch>
+                      <a:fillRect/>
+                    </a:stretch>
+                  </pic:blipFill>
+                  <pic:spPr bwMode="auto">
+                    <a:xfrm>
+                      <a:off x="0" y="0"/>
+                      <a:ext cx="5101842" cy="2709038"/>
+                    </a:xfrm>
+                    <a:prstGeom prst="rect">
+                      <a:avLst/>
+                    </a:prstGeom>
+                    <a:noFill/>
+                  </pic:spPr>
+                </pic:pic>
+              </a:graphicData>
+            </a:graphic>
+          </wp:inline>
+        </w:drawing>
+      </w:r>
+    </w:p>
+    <w:p>
+      <w:pPr>
+        <w:pStyle w:val="a7"/>
+        <w:numPr>
+          <w:ilvl w:val="0"/>
+          <w:numId w:val="13"/>
+        </w:numPr>
+        <w:ind w:firstLineChars="0"/>
+      </w:pPr>
+      <w:r>
+        <w:t>O</w:t>
+      </w:r>
+      <w:r>
+        <w:rPr>
+          <w:rFonts w:hint="eastAsia"/>
+        </w:rPr>
+        <w:t>id</w:t>
+      </w:r>
+      <w:r>
+        <w:t>生成规则：</w:t>
+      </w:r>
+      <w:r>
+        <w:rPr>
+          <w:rFonts w:hint="eastAsia"/>
+        </w:rPr>
+        <w:t>在主子表上创建</w:t>
+      </w:r>
+      <w:r>
+        <w:rPr>
+          <w:rFonts w:hint="eastAsia"/>
+        </w:rPr>
+        <w:t>的</w:t>
+      </w:r>
+      <w:r>
+        <w:t>lob</w:t>
+      </w:r>
+      <w:r>
+        <w:t>，</w:t>
+      </w:r>
+      <w:r>
+        <w:t>lobid</w:t>
+      </w:r>
+      <w:r>
+        <w:rPr>
+          <w:rFonts w:hint="eastAsia"/>
+        </w:rPr>
+        <w:t>统一由</w:t>
+      </w:r>
+      <w:r>
+        <w:t>coord</w:t>
+      </w:r>
+      <w:r>
+        <w:t>生成</w:t>
+      </w:r>
+      <w:r>
+        <w:rPr>
+          <w:rFonts w:hint="eastAsia"/>
+        </w:rPr>
+        <w:t>。</w:t>
+      </w:r>
+      <w:r>
+        <w:rPr>
+          <w:rFonts w:hint="eastAsia"/>
+        </w:rPr>
+        <w:t>时间所在</w:t>
+      </w:r>
+      <w:r>
+        <w:t>字段</w:t>
+      </w:r>
+      <w:r>
+        <w:rPr>
+          <w:rFonts w:hint="eastAsia"/>
+        </w:rPr>
+        <w:t>是</w:t>
+      </w:r>
+      <w:r>
+        <w:t>由服务端确定的。</w:t>
+      </w:r>
+    </w:p>
+    <w:p>
+      <w:pPr>
+        <w:pStyle w:val="a7"/>
+        <w:numPr>
+          <w:ilvl w:val="0"/>
+          <w:numId w:val="14"/>
+        </w:numPr>
+        <w:ind w:firstLineChars="0"/>
+      </w:pPr>
+      <w:r>
+        <w:rPr>
+          <w:rFonts w:hint="eastAsia"/>
+        </w:rPr>
+        <w:t>目前</w:t>
+      </w:r>
+      <w:r>
+        <w:rPr>
+          <w:rFonts w:hint="eastAsia"/>
+        </w:rPr>
+        <w:t>oid</w:t>
+      </w:r>
+      <w:r>
+        <w:t>秒数使用</w:t>
+      </w:r>
+      <w:r>
+        <w:rPr>
+          <w:rFonts w:hint="eastAsia"/>
+        </w:rPr>
+        <w:t>4</w:t>
+      </w:r>
+      <w:r>
+        <w:rPr>
+          <w:rFonts w:hint="eastAsia"/>
+        </w:rPr>
+        <w:t>字节存放</w:t>
+      </w:r>
+      <w:r>
+        <w:t>，有符号时</w:t>
+      </w:r>
+      <w:r>
+        <w:rPr>
+          <w:rFonts w:hint="eastAsia"/>
+        </w:rPr>
+        <w:t>最多</w:t>
+      </w:r>
+      <w:r>
+        <w:t>到</w:t>
+      </w:r>
+      <w:r>
+        <w:rPr>
+          <w:rFonts w:hint="eastAsia"/>
+        </w:rPr>
+        <w:t>2038</w:t>
+      </w:r>
+      <w:r>
+        <w:rPr>
+          <w:rFonts w:hint="eastAsia"/>
+        </w:rPr>
+        <w:t>年（无符号</w:t>
+      </w:r>
+      <w:r>
+        <w:t>时</w:t>
+      </w:r>
+      <w:r>
+        <w:rPr>
+          <w:rFonts w:hint="eastAsia"/>
+        </w:rPr>
+        <w:t>最多</w:t>
+      </w:r>
+      <w:r>
+        <w:t>到</w:t>
+      </w:r>
+      <w:r>
+        <w:t>2106</w:t>
+      </w:r>
+      <w:r>
+        <w:rPr>
+          <w:rFonts w:hint="eastAsia"/>
+        </w:rPr>
+        <w:t>年）</w:t>
+      </w:r>
+      <w:r>
+        <w:rPr>
+          <w:rFonts w:hint="eastAsia"/>
+        </w:rPr>
+        <w:t>。</w:t>
+      </w:r>
+      <w:r>
+        <w:t>考虑</w:t>
+      </w:r>
+      <w:r>
+        <w:rPr>
+          <w:rFonts w:hint="eastAsia"/>
+        </w:rPr>
+        <w:t>扩充</w:t>
+      </w:r>
+      <w:r>
+        <w:t>到</w:t>
+      </w:r>
+      <w:r>
+        <w:rPr>
+          <w:rFonts w:hint="eastAsia"/>
+        </w:rPr>
+        <w:t>6</w:t>
+      </w:r>
+      <w:r>
+        <w:rPr>
+          <w:rFonts w:hint="eastAsia"/>
+        </w:rPr>
+        <w:t>字节</w:t>
+      </w:r>
+      <w:r>
+        <w:rPr>
+          <w:rFonts w:hint="eastAsia"/>
+        </w:rPr>
+        <w:t>（</w:t>
+      </w:r>
+      <w:r>
+        <w:t>19391</w:t>
+      </w:r>
+      <w:r>
+        <w:rPr>
+          <w:rFonts w:hint="eastAsia"/>
+        </w:rPr>
+        <w:t>年）</w:t>
+      </w:r>
+      <w:r>
+        <w:rPr>
+          <w:rFonts w:hint="eastAsia"/>
+        </w:rPr>
+        <w:t>，</w:t>
+      </w:r>
+      <w:r>
+        <w:t>再加上</w:t>
+      </w:r>
+      <w:r>
+        <w:t>1</w:t>
+      </w:r>
+      <w:r>
+        <w:rPr>
+          <w:rFonts w:hint="eastAsia"/>
+        </w:rPr>
+        <w:t>字节</w:t>
+      </w:r>
+      <w:r>
+        <w:t>做为校验</w:t>
+      </w:r>
+      <w:r>
+        <w:rPr>
+          <w:rFonts w:hint="eastAsia"/>
+        </w:rPr>
+        <w:t>。</w:t>
+      </w:r>
+      <w:r>
+        <w:t>时间</w:t>
+      </w:r>
+      <w:r>
+        <w:rPr>
+          <w:rFonts w:hint="eastAsia"/>
+        </w:rPr>
+        <w:t>总共</w:t>
+      </w:r>
+      <w:r>
+        <w:t>占</w:t>
+      </w:r>
+      <w:r>
+        <w:rPr>
+          <w:rFonts w:hint="eastAsia"/>
+        </w:rPr>
+        <w:t>7</w:t>
+      </w:r>
+      <w:r>
+        <w:rPr>
+          <w:rFonts w:hint="eastAsia"/>
+        </w:rPr>
+        <w:t>个字节</w:t>
+      </w:r>
+      <w:r>
+        <w:rPr>
+          <w:rFonts w:hint="eastAsia"/>
+        </w:rPr>
+        <w:t>。</w:t>
+      </w:r>
+      <w:r>
+        <w:rPr>
+          <w:rFonts w:hint="eastAsia"/>
+        </w:rPr>
+        <w:t>（</w:t>
+      </w:r>
+      <w:r>
+        <w:rPr>
+          <w:rFonts w:hint="eastAsia"/>
+        </w:rPr>
+        <w:t>1</w:t>
+      </w:r>
+      <w:r>
+        <w:rPr>
+          <w:rFonts w:hint="eastAsia"/>
+        </w:rPr>
+        <w:t>个</w:t>
+      </w:r>
+      <w:r>
+        <w:t>字节</w:t>
+      </w:r>
+      <w:r>
+        <w:rPr>
+          <w:rFonts w:hint="eastAsia"/>
+        </w:rPr>
+        <w:t>占</w:t>
+      </w:r>
+      <w:r>
+        <w:t>用</w:t>
+      </w:r>
+      <w:r>
+        <w:rPr>
+          <w:rFonts w:hint="eastAsia"/>
+        </w:rPr>
+        <w:t>1</w:t>
+      </w:r>
+      <w:r>
+        <w:t>bit</w:t>
+      </w:r>
+      <w:r>
+        <w:t>校验位</w:t>
+      </w:r>
+      <w:r>
+        <w:rPr>
+          <w:rFonts w:hint="eastAsia"/>
+        </w:rPr>
+        <w:t>，</w:t>
+      </w:r>
+      <w:r>
+        <w:t>一共</w:t>
+      </w:r>
+      <w:r>
+        <w:rPr>
+          <w:rFonts w:hint="eastAsia"/>
+        </w:rPr>
+        <w:t>6</w:t>
+      </w:r>
+      <w:r>
+        <w:rPr>
+          <w:rFonts w:hint="eastAsia"/>
+        </w:rPr>
+        <w:t>个</w:t>
+      </w:r>
+      <w:r>
+        <w:t>校验位</w:t>
+      </w:r>
+      <w:r>
+        <w:rPr>
+          <w:rFonts w:hint="eastAsia"/>
+        </w:rPr>
+        <w:t>）</w:t>
+      </w:r>
+    </w:p>
+    <w:p>
+      <w:pPr>
+        <w:pStyle w:val="a7"/>
+        <w:numPr>
+          <w:ilvl w:val="0"/>
+          <w:numId w:val="14"/>
+        </w:numPr>
+        <w:ind w:firstLineChars="0"/>
+      </w:pPr>
+      <w:r>
+        <w:rPr>
+          <w:rFonts w:hint="eastAsia"/>
+        </w:rPr>
+        <w:t>另外</w:t>
+      </w:r>
+      <w:r>
+        <w:rPr>
+          <w:rFonts w:hint="eastAsia"/>
+        </w:rPr>
+        <w:t>5</w:t>
+      </w:r>
+      <w:r>
+        <w:rPr>
+          <w:rFonts w:hint="eastAsia"/>
+        </w:rPr>
+        <w:t>个</w:t>
+      </w:r>
+      <w:r>
+        <w:t>字节</w:t>
+      </w:r>
+      <w:r>
+        <w:rPr>
+          <w:rFonts w:hint="eastAsia"/>
+        </w:rPr>
+        <w:t>。</w:t>
+      </w:r>
+      <w:r>
+        <w:t>其中</w:t>
+      </w:r>
+      <w:r>
+        <w:rPr>
+          <w:rFonts w:hint="eastAsia"/>
+        </w:rPr>
+        <w:t>2</w:t>
+      </w:r>
+      <w:r>
+        <w:rPr>
+          <w:rFonts w:hint="eastAsia"/>
+        </w:rPr>
+        <w:t>字节</w:t>
+      </w:r>
+      <w:r>
+        <w:rPr>
+          <w:rFonts w:hint="eastAsia"/>
+        </w:rPr>
+        <w:t>coord</w:t>
+      </w:r>
+      <w:r>
+        <w:t>id</w:t>
+      </w:r>
+      <w:r>
+        <w:t>，</w:t>
+      </w:r>
+      <w:r>
+        <w:rPr>
+          <w:rFonts w:hint="eastAsia"/>
+        </w:rPr>
+        <w:t>3</w:t>
+      </w:r>
+      <w:r>
+        <w:rPr>
+          <w:rFonts w:hint="eastAsia"/>
+        </w:rPr>
+        <w:t>字节</w:t>
+      </w:r>
+      <w:r>
+        <w:t>序号</w:t>
+      </w:r>
+    </w:p>
+    <w:tbl>
+      <w:tblPr>
+        <w:tblW w:w="8522" w:type="dxa"/>
+        <w:tblInd w:w="836" w:type="dxa"/>
+        <w:tblCellMar>
+          <w:left w:w="0" w:type="dxa"/>
+          <w:right w:w="0" w:type="dxa"/>
+        </w:tblCellMar>
+        <w:tblLook w:val="0420" w:firstRow="1" w:lastRow="0" w:firstColumn="0" w:lastColumn="0" w:noHBand="0" w:noVBand="1"/>
+      </w:tblPr>
+      <w:tblGrid>
+        <w:gridCol w:w="2569"/>
+        <w:gridCol w:w="3260"/>
+        <w:gridCol w:w="2693"/>
+      </w:tblGrid>
+      <w:tr>
+        <w:trPr>
+          <w:trHeight w:val="312"/>
+        </w:trPr>
+        <w:tc>
+          <w:tcPr>
+            <w:tcW w:w="8522" w:type="dxa"/>
+            <w:gridSpan w:val="3"/>
+            <w:tcBorders>
+              <w:top w:val="single" w:sz="8" w:space="0" w:color="FFFFFF"/>
+              <w:left w:val="single" w:sz="8" w:space="0" w:color="FFFFFF"/>
+              <w:bottom w:val="single" w:sz="24" w:space="0" w:color="FFFFFF"/>
+              <w:right w:val="single" w:sz="8" w:space="0" w:color="FFFFFF"/>
+            </w:tcBorders>
+            <w:shd w:val="clear" w:color="auto" w:fill="5B9BD5"/>
+            <w:tcMar>
+              <w:top w:w="72" w:type="dxa"/>
+              <w:left w:w="144" w:type="dxa"/>
+              <w:bottom w:w="72" w:type="dxa"/>
+              <w:right w:w="144" w:type="dxa"/>
+            </w:tcMar>
+            <w:hideMark/>
+          </w:tcPr>
+          <w:p>
+            <w:pPr>
+              <w:ind w:left="0"/>
+              <w:jc w:val="center"/>
+            </w:pPr>
+            <w:r>
+              <w:rPr>
+                <w:rFonts w:hint="eastAsia"/>
+                <w:b/>
+                <w:bCs/>
+              </w:rPr>
+              <w:t>6</w:t>
+            </w:r>
+            <w:r>
+              <w:rPr>
+                <w:b/>
+                <w:bCs/>
+              </w:rPr>
+              <w:t>字节时间</w:t>
+            </w:r>
+          </w:p>
+        </w:tc>
+      </w:tr>
+      <w:tr>
+        <w:trPr>
+          <w:trHeight w:val="222"/>
+        </w:trPr>
+        <w:tc>
+          <w:tcPr>
+            <w:tcW w:w="2569" w:type="dxa"/>
+            <w:tcBorders>
+              <w:top w:val="single" w:sz="24" w:space="0" w:color="FFFFFF"/>
+              <w:left w:val="single" w:sz="8" w:space="0" w:color="FFFFFF"/>
+              <w:bottom w:val="single" w:sz="8" w:space="0" w:color="FFFFFF"/>
+              <w:right w:val="single" w:sz="8" w:space="0" w:color="FFFFFF"/>
+            </w:tcBorders>
+            <w:shd w:val="clear" w:color="auto" w:fill="D2DEEF"/>
+            <w:tcMar>
+              <w:top w:w="72" w:type="dxa"/>
+              <w:left w:w="144" w:type="dxa"/>
+              <w:bottom w:w="72" w:type="dxa"/>
+              <w:right w:w="144" w:type="dxa"/>
+            </w:tcMar>
+            <w:hideMark/>
+          </w:tcPr>
+          <w:p>
+            <w:pPr>
+              <w:ind w:left="0"/>
+              <w:jc w:val="center"/>
+            </w:pPr>
+            <w:r>
+              <w:rPr>
+                <w:rFonts w:hint="eastAsia"/>
+              </w:rPr>
+              <w:t>1</w:t>
+            </w:r>
+            <w:r>
+              <w:t>字节奇偶校验</w:t>
+            </w:r>
+          </w:p>
+        </w:tc>
+        <w:tc>
+          <w:tcPr>
+            <w:tcW w:w="3260" w:type="dxa"/>
+            <w:tcBorders>
+              <w:top w:val="single" w:sz="24" w:space="0" w:color="FFFFFF"/>
+              <w:left w:val="single" w:sz="8" w:space="0" w:color="FFFFFF"/>
+              <w:bottom w:val="single" w:sz="8" w:space="0" w:color="FFFFFF"/>
+              <w:right w:val="single" w:sz="8" w:space="0" w:color="FFFFFF"/>
+            </w:tcBorders>
+            <w:shd w:val="clear" w:color="auto" w:fill="D2DEEF"/>
+            <w:tcMar>
+              <w:top w:w="72" w:type="dxa"/>
+              <w:left w:w="144" w:type="dxa"/>
+              <w:bottom w:w="72" w:type="dxa"/>
+              <w:right w:w="144" w:type="dxa"/>
+            </w:tcMar>
+            <w:hideMark/>
+          </w:tcPr>
+          <w:p>
+            <w:pPr>
+              <w:ind w:left="0"/>
+              <w:jc w:val="center"/>
+            </w:pPr>
+            <w:r>
+              <w:rPr>
+                <w:rFonts w:hint="eastAsia"/>
+              </w:rPr>
+              <w:t>2</w:t>
+            </w:r>
+            <w:r>
+              <w:t>字节</w:t>
+            </w:r>
+            <w:r>
+              <w:rPr>
+                <w:rFonts w:hint="eastAsia"/>
+              </w:rPr>
+              <w:t>coordId</w:t>
+            </w:r>
+          </w:p>
+        </w:tc>
+        <w:tc>
+          <w:tcPr>
+            <w:tcW w:w="2693" w:type="dxa"/>
+            <w:tcBorders>
+              <w:top w:val="single" w:sz="24" w:space="0" w:color="FFFFFF"/>
+              <w:left w:val="single" w:sz="8" w:space="0" w:color="FFFFFF"/>
+              <w:bottom w:val="single" w:sz="8" w:space="0" w:color="FFFFFF"/>
+              <w:right w:val="single" w:sz="8" w:space="0" w:color="FFFFFF"/>
+            </w:tcBorders>
+            <w:shd w:val="clear" w:color="auto" w:fill="D2DEEF"/>
+            <w:tcMar>
+              <w:top w:w="72" w:type="dxa"/>
+              <w:left w:w="144" w:type="dxa"/>
+              <w:bottom w:w="72" w:type="dxa"/>
+              <w:right w:w="144" w:type="dxa"/>
+            </w:tcMar>
+            <w:hideMark/>
+          </w:tcPr>
+          <w:p>
+            <w:pPr>
+              <w:ind w:left="0"/>
+              <w:jc w:val="center"/>
+            </w:pPr>
+            <w:r>
+              <w:rPr>
+                <w:rFonts w:hint="eastAsia"/>
+              </w:rPr>
+              <w:t>3</w:t>
+            </w:r>
+            <w:r>
+              <w:t>字节序列号</w:t>
+            </w:r>
+          </w:p>
+        </w:tc>
+      </w:tr>
+    </w:tbl>
+    <w:p>
+      <w:pPr>
+        <w:ind w:left="0"/>
+      </w:pPr>
+    </w:p>
+    <w:p>
+      <w:pPr>
         <w:pStyle w:val="3"/>
       </w:pPr>
       <w:r>
         <w:rPr>
           <w:rFonts w:hint="eastAsia"/>
         </w:rPr>
-        <w:lastRenderedPageBreak/>
         <w:t>涉及</w:t>
       </w:r>
       <w:r>
@@ -840,6 +1543,7 @@
               <w:rPr>
                 <w:rFonts w:eastAsiaTheme="minorEastAsia" w:hint="eastAsia"/>
               </w:rPr>
+              <w:lastRenderedPageBreak/>
               <w:t>Lo</w:t>
             </w:r>
             <w:r>
@@ -975,25 +1679,13 @@
               <w:rPr>
                 <w:rFonts w:eastAsiaTheme="minorEastAsia"/>
               </w:rPr>
-              <w:t>中前</w:t>
-            </w:r>
-            <w:r>
-              <w:rPr>
-                <w:rFonts w:eastAsiaTheme="minorEastAsia" w:hint="eastAsia"/>
-              </w:rPr>
-              <w:t>4</w:t>
-            </w:r>
-            <w:r>
-              <w:rPr>
-                <w:rFonts w:eastAsiaTheme="minorEastAsia" w:hint="eastAsia"/>
-              </w:rPr>
-              <w:t>个</w:t>
-            </w:r>
-            <w:r>
-              <w:rPr>
-                <w:rFonts w:eastAsiaTheme="minorEastAsia"/>
-              </w:rPr>
-              <w:t>字节</w:t>
+              <w:t>中</w:t>
+            </w:r>
+            <w:r>
+              <w:rPr>
+                <w:rFonts w:eastAsiaTheme="minorEastAsia" w:hint="eastAsia"/>
+              </w:rPr>
+              <w:t>的</w:t>
             </w:r>
             <w:r>
               <w:rPr>
@@ -1061,6 +1753,7 @@
               <w:rPr>
                 <w:rFonts w:eastAsiaTheme="minorEastAsia"/>
               </w:rPr>
+              <w:lastRenderedPageBreak/>
               <w:t>LobShardingKeyFormat</w:t>
             </w:r>
             <w:r>
@@ -1073,6 +1766,7 @@
               <w:rPr>
                 <w:rFonts w:eastAsiaTheme="minorEastAsia"/>
               </w:rPr>
+              <w:lastRenderedPageBreak/>
               <w:t>格式：</w:t>
             </w:r>
           </w:p>
@@ -1167,44 +1861,6 @@
                 <w:rFonts w:eastAsiaTheme="minorEastAsia"/>
               </w:rPr>
               <w:t>的字符串</w:t>
-            </w:r>
-          </w:p>
-          <w:p>
-            <w:pPr>
-              <w:pStyle w:val="a7"/>
-              <w:numPr>
-                <w:ilvl w:val="0"/>
-                <w:numId w:val="5"/>
-              </w:numPr>
-              <w:ind w:firstLineChars="0"/>
-              <w:rPr>
-                <w:rFonts w:eastAsiaTheme="minorEastAsia"/>
-              </w:rPr>
-            </w:pPr>
-            <w:r>
-              <w:rPr>
-                <w:rFonts w:eastAsiaTheme="minorEastAsia"/>
-              </w:rPr>
-              <w:t>Date</w:t>
-            </w:r>
-          </w:p>
-          <w:p>
-            <w:pPr>
-              <w:pStyle w:val="a7"/>
-              <w:numPr>
-                <w:ilvl w:val="0"/>
-                <w:numId w:val="5"/>
-              </w:numPr>
-              <w:ind w:firstLineChars="0"/>
-              <w:rPr>
-                <w:rFonts w:eastAsiaTheme="minorEastAsia"/>
-              </w:rPr>
-            </w:pPr>
-            <w:r>
-              <w:rPr>
-                <w:rFonts w:eastAsiaTheme="minorEastAsia"/>
-              </w:rPr>
-              <w:t>Timestamp</w:t>
             </w:r>
           </w:p>
         </w:tc>
@@ -1260,14 +1916,14 @@
         <w:tblLook w:val="04A0" w:firstRow="1" w:lastRow="0" w:firstColumn="1" w:lastColumn="0" w:noHBand="0" w:noVBand="1"/>
       </w:tblPr>
       <w:tblGrid>
-        <w:gridCol w:w="1389"/>
-        <w:gridCol w:w="3828"/>
-        <w:gridCol w:w="3260"/>
+        <w:gridCol w:w="1248"/>
+        <w:gridCol w:w="4252"/>
+        <w:gridCol w:w="2977"/>
       </w:tblGrid>
       <w:tr>
         <w:tc>
           <w:tcPr>
-            <w:tcW w:w="1389" w:type="dxa"/>
+            <w:tcW w:w="1248" w:type="dxa"/>
           </w:tcPr>
           <w:p>
             <w:pPr>
@@ -1287,7 +1943,7 @@
         </w:tc>
         <w:tc>
           <w:tcPr>
-            <w:tcW w:w="3828" w:type="dxa"/>
+            <w:tcW w:w="4252" w:type="dxa"/>
           </w:tcPr>
           <w:p>
             <w:pPr>
@@ -1307,7 +1963,7 @@
         </w:tc>
         <w:tc>
           <w:tcPr>
-            <w:tcW w:w="3260" w:type="dxa"/>
+            <w:tcW w:w="2977" w:type="dxa"/>
           </w:tcPr>
           <w:p>
             <w:pPr>
@@ -1329,7 +1985,7 @@
       <w:tr>
         <w:tc>
           <w:tcPr>
-            <w:tcW w:w="1389" w:type="dxa"/>
+            <w:tcW w:w="1248" w:type="dxa"/>
           </w:tcPr>
           <w:p>
             <w:pPr>
@@ -1349,14 +2005,14 @@
         </w:tc>
         <w:tc>
           <w:tcPr>
-            <w:tcW w:w="3828" w:type="dxa"/>
+            <w:tcW w:w="4252" w:type="dxa"/>
           </w:tcPr>
           <w:p>
             <w:pPr>
               <w:pStyle w:val="a7"/>
               <w:ind w:left="0" w:firstLineChars="0" w:firstLine="0"/>
               <w:rPr>
-                <w:rFonts w:eastAsiaTheme="minorEastAsia" w:hint="eastAsia"/>
+                <w:rFonts w:eastAsiaTheme="minorEastAsia"/>
               </w:rPr>
             </w:pPr>
             <w:r>
@@ -1396,17 +2052,44 @@
               <w:t>。</w:t>
             </w:r>
           </w:p>
-        </w:tc>
-        <w:tc>
-          <w:tcPr>
-            <w:tcW w:w="3260" w:type="dxa"/>
-          </w:tcPr>
           <w:p>
             <w:pPr>
               <w:pStyle w:val="a7"/>
               <w:ind w:left="0" w:firstLineChars="0" w:firstLine="0"/>
               <w:rPr>
-                <w:rFonts w:eastAsiaTheme="minorEastAsia" w:hint="eastAsia"/>
+                <w:rFonts w:eastAsiaTheme="minorEastAsia"/>
+              </w:rPr>
+            </w:pPr>
+            <w:r>
+              <w:rPr>
+                <w:rFonts w:eastAsiaTheme="minorEastAsia" w:hint="eastAsia"/>
+              </w:rPr>
+              <w:t>_coordOpenLob</w:t>
+            </w:r>
+            <w:r>
+              <w:rPr>
+                <w:rFonts w:eastAsiaTheme="minorEastAsia"/>
+              </w:rPr>
+              <w:t>-&gt;</w:t>
+            </w:r>
+            <w:r>
+              <w:rPr>
+                <w:rFonts w:eastAsiaTheme="minorEastAsia"/>
+              </w:rPr>
+              <w:t>_coordLobStream::_prepare</w:t>
+            </w:r>
+          </w:p>
+        </w:tc>
+        <w:tc>
+          <w:tcPr>
+            <w:tcW w:w="2977" w:type="dxa"/>
+          </w:tcPr>
+          <w:p>
+            <w:pPr>
+              <w:pStyle w:val="a7"/>
+              <w:ind w:left="0" w:firstLineChars="0" w:firstLine="0"/>
+              <w:rPr>
+                <w:rFonts w:eastAsiaTheme="minorEastAsia"/>
               </w:rPr>
             </w:pPr>
             <w:r>
@@ -1439,7 +2122,7 @@
       <w:tr>
         <w:tc>
           <w:tcPr>
-            <w:tcW w:w="1389" w:type="dxa"/>
+            <w:tcW w:w="1248" w:type="dxa"/>
           </w:tcPr>
           <w:p>
             <w:pPr>
@@ -1459,14 +2142,14 @@
         </w:tc>
         <w:tc>
           <w:tcPr>
-            <w:tcW w:w="3828" w:type="dxa"/>
+            <w:tcW w:w="4252" w:type="dxa"/>
           </w:tcPr>
           <w:p>
             <w:pPr>
               <w:pStyle w:val="a7"/>
               <w:ind w:left="0" w:firstLineChars="0" w:firstLine="0"/>
               <w:rPr>
-                <w:rFonts w:eastAsiaTheme="minorEastAsia" w:hint="eastAsia"/>
+                <w:rFonts w:eastAsiaTheme="minorEastAsia"/>
               </w:rPr>
             </w:pPr>
             <w:r>
@@ -1497,14 +2180,14 @@
         </w:tc>
         <w:tc>
           <w:tcPr>
-            <w:tcW w:w="3260" w:type="dxa"/>
+            <w:tcW w:w="2977" w:type="dxa"/>
           </w:tcPr>
           <w:p>
             <w:pPr>
               <w:pStyle w:val="a7"/>
               <w:ind w:left="0" w:firstLineChars="0" w:firstLine="0"/>
               <w:rPr>
-                <w:rFonts w:eastAsiaTheme="minorEastAsia" w:hint="eastAsia"/>
+                <w:rFonts w:eastAsiaTheme="minorEastAsia"/>
               </w:rPr>
             </w:pPr>
             <w:r>
@@ -1537,7 +2220,7 @@
       <w:tr>
         <w:tc>
           <w:tcPr>
-            <w:tcW w:w="1389" w:type="dxa"/>
+            <w:tcW w:w="1248" w:type="dxa"/>
           </w:tcPr>
           <w:p>
             <w:pPr>
@@ -1563,14 +2246,14 @@
         </w:tc>
         <w:tc>
           <w:tcPr>
-            <w:tcW w:w="3828" w:type="dxa"/>
+            <w:tcW w:w="4252" w:type="dxa"/>
           </w:tcPr>
           <w:p>
             <w:pPr>
               <w:pStyle w:val="a7"/>
               <w:ind w:left="0" w:firstLineChars="0" w:firstLine="0"/>
               <w:rPr>
-                <w:rFonts w:eastAsiaTheme="minorEastAsia" w:hint="eastAsia"/>
+                <w:rFonts w:eastAsiaTheme="minorEastAsia"/>
               </w:rPr>
             </w:pPr>
             <w:r>
@@ -1601,14 +2284,14 @@
         </w:tc>
         <w:tc>
           <w:tcPr>
-            <w:tcW w:w="3260" w:type="dxa"/>
+            <w:tcW w:w="2977" w:type="dxa"/>
           </w:tcPr>
           <w:p>
             <w:pPr>
               <w:pStyle w:val="a7"/>
               <w:ind w:left="0" w:firstLineChars="0" w:firstLine="0"/>
               <w:rPr>
-                <w:rFonts w:eastAsiaTheme="minorEastAsia" w:hint="eastAsia"/>
+                <w:rFonts w:eastAsiaTheme="minorEastAsia"/>
               </w:rPr>
             </w:pPr>
             <w:r>
@@ -1641,7 +2324,7 @@
       <w:tr>
         <w:tc>
           <w:tcPr>
-            <w:tcW w:w="1389" w:type="dxa"/>
+            <w:tcW w:w="1248" w:type="dxa"/>
           </w:tcPr>
           <w:p>
             <w:pPr>
@@ -1661,14 +2344,14 @@
         </w:tc>
         <w:tc>
           <w:tcPr>
-            <w:tcW w:w="3828" w:type="dxa"/>
+            <w:tcW w:w="4252" w:type="dxa"/>
           </w:tcPr>
           <w:p>
             <w:pPr>
               <w:pStyle w:val="a7"/>
               <w:ind w:left="0" w:firstLineChars="0" w:firstLine="0"/>
               <w:rPr>
-                <w:rFonts w:eastAsiaTheme="minorEastAsia" w:hint="eastAsia"/>
+                <w:rFonts w:eastAsiaTheme="minorEastAsia"/>
               </w:rPr>
             </w:pPr>
             <w:r>
@@ -1699,14 +2382,14 @@
         </w:tc>
         <w:tc>
           <w:tcPr>
-            <w:tcW w:w="3260" w:type="dxa"/>
+            <w:tcW w:w="2977" w:type="dxa"/>
           </w:tcPr>
           <w:p>
             <w:pPr>
               <w:pStyle w:val="a7"/>
               <w:ind w:left="0" w:firstLineChars="0" w:firstLine="0"/>
               <w:rPr>
-                <w:rFonts w:eastAsiaTheme="minorEastAsia" w:hint="eastAsia"/>
+                <w:rFonts w:eastAsiaTheme="minorEastAsia"/>
               </w:rPr>
             </w:pPr>
             <w:r>
@@ -1739,7 +2422,7 @@
       <w:tr>
         <w:tc>
           <w:tcPr>
-            <w:tcW w:w="1389" w:type="dxa"/>
+            <w:tcW w:w="1248" w:type="dxa"/>
           </w:tcPr>
           <w:p>
             <w:pPr>
@@ -1765,14 +2448,14 @@
         </w:tc>
         <w:tc>
           <w:tcPr>
-            <w:tcW w:w="3828" w:type="dxa"/>
+            <w:tcW w:w="4252" w:type="dxa"/>
           </w:tcPr>
           <w:p>
             <w:pPr>
               <w:pStyle w:val="a7"/>
               <w:ind w:left="0" w:firstLineChars="0" w:firstLine="0"/>
               <w:rPr>
-                <w:rFonts w:eastAsiaTheme="minorEastAsia" w:hint="eastAsia"/>
+                <w:rFonts w:eastAsiaTheme="minorEastAsia"/>
               </w:rPr>
             </w:pPr>
             <w:r>
@@ -1803,14 +2486,14 @@
         </w:tc>
         <w:tc>
           <w:tcPr>
-            <w:tcW w:w="3260" w:type="dxa"/>
+            <w:tcW w:w="2977" w:type="dxa"/>
           </w:tcPr>
           <w:p>
             <w:pPr>
               <w:pStyle w:val="a7"/>
               <w:ind w:left="0" w:firstLineChars="0" w:firstLine="0"/>
               <w:rPr>
-                <w:rFonts w:eastAsiaTheme="minorEastAsia" w:hint="eastAsia"/>
+                <w:rFonts w:eastAsiaTheme="minorEastAsia"/>
               </w:rPr>
             </w:pPr>
             <w:r>
@@ -1843,7 +2526,7 @@
       <w:tr>
         <w:tc>
           <w:tcPr>
-            <w:tcW w:w="1389" w:type="dxa"/>
+            <w:tcW w:w="1248" w:type="dxa"/>
           </w:tcPr>
           <w:p>
             <w:pPr>
@@ -1863,14 +2546,14 @@
         </w:tc>
         <w:tc>
           <w:tcPr>
-            <w:tcW w:w="3828" w:type="dxa"/>
+            <w:tcW w:w="4252" w:type="dxa"/>
           </w:tcPr>
           <w:p>
             <w:pPr>
               <w:pStyle w:val="a7"/>
               <w:ind w:left="0" w:firstLineChars="0" w:firstLine="0"/>
               <w:rPr>
-                <w:rFonts w:eastAsiaTheme="minorEastAsia" w:hint="eastAsia"/>
+                <w:rFonts w:eastAsiaTheme="minorEastAsia"/>
               </w:rPr>
             </w:pPr>
             <w:r>
@@ -1889,14 +2572,14 @@
         </w:tc>
         <w:tc>
           <w:tcPr>
-            <w:tcW w:w="3260" w:type="dxa"/>
+            <w:tcW w:w="2977" w:type="dxa"/>
           </w:tcPr>
           <w:p>
             <w:pPr>
               <w:pStyle w:val="a7"/>
               <w:ind w:left="0" w:firstLineChars="0" w:firstLine="0"/>
               <w:rPr>
-                <w:rFonts w:eastAsiaTheme="minorEastAsia" w:hint="eastAsia"/>
+                <w:rFonts w:eastAsiaTheme="minorEastAsia"/>
               </w:rPr>
             </w:pPr>
             <w:r>
@@ -1917,7 +2600,7 @@
       <w:tr>
         <w:tc>
           <w:tcPr>
-            <w:tcW w:w="1389" w:type="dxa"/>
+            <w:tcW w:w="1248" w:type="dxa"/>
           </w:tcPr>
           <w:p>
             <w:pPr>
@@ -1937,14 +2620,14 @@
         </w:tc>
         <w:tc>
           <w:tcPr>
-            <w:tcW w:w="3828" w:type="dxa"/>
+            <w:tcW w:w="4252" w:type="dxa"/>
           </w:tcPr>
           <w:p>
             <w:pPr>
               <w:pStyle w:val="a7"/>
               <w:ind w:left="0" w:firstLineChars="0" w:firstLine="0"/>
               <w:rPr>
-                <w:rFonts w:eastAsiaTheme="minorEastAsia" w:hint="eastAsia"/>
+                <w:rFonts w:eastAsiaTheme="minorEastAsia"/>
               </w:rPr>
             </w:pPr>
             <w:r>
@@ -1981,7 +2664,7 @@
         </w:tc>
         <w:tc>
           <w:tcPr>
-            <w:tcW w:w="3260" w:type="dxa"/>
+            <w:tcW w:w="2977" w:type="dxa"/>
           </w:tcPr>
           <w:p>
             <w:pPr>
@@ -2015,7 +2698,7 @@
       <w:tr>
         <w:tc>
           <w:tcPr>
-            <w:tcW w:w="1389" w:type="dxa"/>
+            <w:tcW w:w="1248" w:type="dxa"/>
           </w:tcPr>
           <w:p>
             <w:pPr>
@@ -2035,14 +2718,14 @@
         </w:tc>
         <w:tc>
           <w:tcPr>
-            <w:tcW w:w="3828" w:type="dxa"/>
+            <w:tcW w:w="4252" w:type="dxa"/>
           </w:tcPr>
           <w:p>
             <w:pPr>
               <w:pStyle w:val="a7"/>
               <w:ind w:left="0" w:firstLineChars="0" w:firstLine="0"/>
               <w:rPr>
-                <w:rFonts w:eastAsiaTheme="minorEastAsia" w:hint="eastAsia"/>
+                <w:rFonts w:eastAsiaTheme="minorEastAsia"/>
               </w:rPr>
             </w:pPr>
             <w:r>
@@ -2094,7 +2777,7 @@
         </w:tc>
         <w:tc>
           <w:tcPr>
-            <w:tcW w:w="3260" w:type="dxa"/>
+            <w:tcW w:w="2977" w:type="dxa"/>
           </w:tcPr>
           <w:p>
             <w:pPr>
@@ -2128,7 +2811,7 @@
               <w:pStyle w:val="a7"/>
               <w:ind w:left="0" w:firstLineChars="0" w:firstLine="0"/>
               <w:rPr>
-                <w:rFonts w:eastAsiaTheme="minorEastAsia" w:hint="eastAsia"/>
+                <w:rFonts w:eastAsiaTheme="minorEastAsia"/>
               </w:rPr>
             </w:pPr>
             <w:r>
@@ -2267,7 +2950,7 @@
                     </pic:cNvPicPr>
                   </pic:nvPicPr>
                   <pic:blipFill>
-                    <a:blip r:embed="rId7">
+                    <a:blip r:embed="rId9">
                       <a:extLst>
                         <a:ext uri="{28A0092B-C50C-407E-A947-70E740481C1C}">
                           <a14:useLocalDpi xmlns:a14="http://schemas.microsoft.com/office/drawing/2010/main" val="0"/>
@@ -2421,63 +3104,29 @@
         <w:t>并在操作数据时使用子表名。</w:t>
       </w:r>
     </w:p>
+    <w:p/>
     <w:p>
       <w:pPr>
-        <w:pStyle w:val="a7"/>
-        <w:numPr>
-          <w:ilvl w:val="1"/>
-          <w:numId w:val="1"/>
-        </w:numPr>
-        <w:ind w:firstLineChars="0"/>
-      </w:pPr>
-      <w:r>
-        <w:rPr>
-          <w:rFonts w:hint="eastAsia"/>
-        </w:rPr>
-        <w:t>在</w:t>
-      </w:r>
-      <w:r>
-        <w:t>更新</w:t>
-      </w:r>
-      <w:r>
-        <w:t>cataInfo</w:t>
-      </w:r>
-      <w:r>
-        <w:t>时需要重新计算一次主子表，以免主子表关系变化</w:t>
+        <w:pStyle w:val="3"/>
+      </w:pPr>
+      <w:r>
+        <w:rPr>
+          <w:rFonts w:hint="eastAsia"/>
+        </w:rPr>
+        <w:lastRenderedPageBreak/>
+        <w:t>write</w:t>
+      </w:r>
+      <w:r>
+        <w:rPr>
+          <w:rFonts w:hint="eastAsia"/>
+        </w:rPr>
+        <w:t>流程</w:t>
       </w:r>
     </w:p>
     <w:p>
       <w:pPr>
-        <w:rPr>
-          <w:rFonts w:hint="eastAsia"/>
-        </w:rPr>
-      </w:pPr>
-    </w:p>
-    <w:p>
-      <w:pPr>
-        <w:pStyle w:val="3"/>
-      </w:pPr>
-      <w:r>
-        <w:rPr>
-          <w:rFonts w:hint="eastAsia"/>
-        </w:rPr>
-        <w:lastRenderedPageBreak/>
-        <w:t>write</w:t>
-      </w:r>
-      <w:r>
-        <w:rPr>
-          <w:rFonts w:hint="eastAsia"/>
-        </w:rPr>
-        <w:t>流程</w:t>
-      </w:r>
-    </w:p>
-    <w:p>
-      <w:pPr>
         <w:pStyle w:val="a7"/>
         <w:ind w:left="420" w:firstLineChars="0" w:firstLine="0"/>
-        <w:rPr>
-          <w:rFonts w:hint="eastAsia"/>
-        </w:rPr>
       </w:pPr>
       <w:r>
         <w:rPr>
@@ -2502,7 +3151,7 @@
                     </pic:cNvPicPr>
                   </pic:nvPicPr>
                   <pic:blipFill>
-                    <a:blip r:embed="rId8">
+                    <a:blip r:embed="rId10">
                       <a:extLst>
                         <a:ext uri="{28A0092B-C50C-407E-A947-70E740481C1C}">
                           <a14:useLocalDpi xmlns:a14="http://schemas.microsoft.com/office/drawing/2010/main" val="0"/>
@@ -2567,85 +3216,6 @@
     </w:p>
     <w:p>
       <w:pPr>
-        <w:pStyle w:val="a7"/>
-        <w:numPr>
-          <w:ilvl w:val="0"/>
-          <w:numId w:val="6"/>
-        </w:numPr>
-        <w:ind w:firstLineChars="0"/>
-      </w:pPr>
-      <w:r>
-        <w:rPr>
-          <w:rFonts w:hint="eastAsia"/>
-        </w:rPr>
-        <w:t>如果</w:t>
-      </w:r>
-      <w:r>
-        <w:t>发生</w:t>
-      </w:r>
-      <w:r>
-        <w:rPr>
-          <w:rFonts w:hint="eastAsia"/>
-        </w:rPr>
-        <w:t>更新</w:t>
-      </w:r>
-      <w:r>
-        <w:rPr>
-          <w:rFonts w:hint="eastAsia"/>
-        </w:rPr>
-        <w:t>cataInfo</w:t>
-      </w:r>
-      <w:r>
-        <w:rPr>
-          <w:rFonts w:hint="eastAsia"/>
-        </w:rPr>
-        <w:t>时</w:t>
-      </w:r>
-      <w:r>
-        <w:rPr>
-          <w:rFonts w:hint="eastAsia"/>
-        </w:rPr>
-        <w:t>发现主子表</w:t>
-      </w:r>
-      <w:r>
-        <w:t>关系变化</w:t>
-      </w:r>
-      <w:r>
-        <w:rPr>
-          <w:rFonts w:hint="eastAsia"/>
-        </w:rPr>
-        <w:t>，</w:t>
-      </w:r>
-      <w:r>
-        <w:rPr>
-          <w:rFonts w:hint="eastAsia"/>
-        </w:rPr>
-        <w:t>则应该取消</w:t>
-      </w:r>
-      <w:r>
-        <w:rPr>
-          <w:rFonts w:hint="eastAsia"/>
-        </w:rPr>
-        <w:t>context</w:t>
-      </w:r>
-      <w:r>
-        <w:t>的相关操作</w:t>
-      </w:r>
-      <w:r>
-        <w:rPr>
-          <w:rFonts w:hint="eastAsia"/>
-        </w:rPr>
-        <w:t>，</w:t>
-      </w:r>
-      <w:r>
-        <w:t>并返回失败。</w:t>
-      </w:r>
-      <w:r>
-        <w:t xml:space="preserve"> </w:t>
-      </w:r>
-    </w:p>
-    <w:p>
-      <w:pPr>
         <w:pStyle w:val="3"/>
       </w:pPr>
       <w:r>
@@ -2692,7 +3262,7 @@
                     </pic:cNvPicPr>
                   </pic:nvPicPr>
                   <pic:blipFill>
-                    <a:blip r:embed="rId9">
+                    <a:blip r:embed="rId11">
                       <a:extLst>
                         <a:ext uri="{28A0092B-C50C-407E-A947-70E740481C1C}">
                           <a14:useLocalDpi xmlns:a14="http://schemas.microsoft.com/office/drawing/2010/main" val="0"/>
@@ -2725,11 +3295,6 @@
       </w:r>
     </w:p>
     <w:p>
-      <w:pPr>
-        <w:rPr>
-          <w:rFonts w:hint="eastAsia"/>
-        </w:rPr>
-      </w:pPr>
       <w:r>
         <w:rPr>
           <w:rFonts w:hint="eastAsia"/>
@@ -2769,6 +3334,730 @@
         </w:rPr>
         <w:t>）</w:t>
       </w:r>
+    </w:p>
+    <w:p/>
+    <w:p>
+      <w:pPr>
+        <w:pStyle w:val="3"/>
+      </w:pPr>
+      <w:r>
+        <w:rPr>
+          <w:rFonts w:hint="eastAsia"/>
+        </w:rPr>
+        <w:t>驱动</w:t>
+      </w:r>
+      <w:r>
+        <w:t>接口问题</w:t>
+      </w:r>
+    </w:p>
+    <w:p>
+      <w:r>
+        <w:rPr>
+          <w:rFonts w:hint="eastAsia"/>
+        </w:rPr>
+        <w:t>目前所有</w:t>
+      </w:r>
+      <w:r>
+        <w:t>驱动使用的都是</w:t>
+      </w:r>
+      <w:r>
+        <w:t>oid</w:t>
+      </w:r>
+      <w:r>
+        <w:rPr>
+          <w:rFonts w:hint="eastAsia"/>
+        </w:rPr>
+        <w:t>对象</w:t>
+      </w:r>
+      <w:r>
+        <w:t>类型</w:t>
+      </w:r>
+      <w:r>
+        <w:rPr>
+          <w:rFonts w:hint="eastAsia"/>
+        </w:rPr>
+        <w:t>。</w:t>
+      </w:r>
+      <w:r>
+        <w:t>如果</w:t>
+      </w:r>
+      <w:r>
+        <w:rPr>
+          <w:rFonts w:hint="eastAsia"/>
+        </w:rPr>
+        <w:t>oid</w:t>
+      </w:r>
+      <w:r>
+        <w:t>生成规则变化，则旧的</w:t>
+      </w:r>
+      <w:r>
+        <w:t>oid</w:t>
+      </w:r>
+      <w:r>
+        <w:t>对象</w:t>
+      </w:r>
+      <w:r>
+        <w:rPr>
+          <w:rFonts w:hint="eastAsia"/>
+        </w:rPr>
+        <w:t>部分</w:t>
+      </w:r>
+      <w:r>
+        <w:t>接口有问题</w:t>
+      </w:r>
+      <w:r>
+        <w:rPr>
+          <w:rFonts w:hint="eastAsia"/>
+        </w:rPr>
+        <w:t>（新规则下取出来的值肯定是乱的）</w:t>
+      </w:r>
+      <w:bookmarkStart w:id="0" w:name="_GoBack"/>
+      <w:bookmarkEnd w:id="0"/>
+      <w:r>
+        <w:t>。如</w:t>
+      </w:r>
+      <w:r>
+        <w:rPr>
+          <w:rFonts w:hint="eastAsia"/>
+        </w:rPr>
+        <w:t>：</w:t>
+      </w:r>
+    </w:p>
+    <w:p>
+      <w:r>
+        <w:t>int</w:t>
+      </w:r>
+      <w:r>
+        <w:t xml:space="preserve"> </w:t>
+      </w:r>
+      <w:r>
+        <w:t>ObjectId</w:t>
+      </w:r>
+      <w:r>
+        <w:t>.</w:t>
+      </w:r>
+      <w:r>
+        <w:t>getMachine</w:t>
+      </w:r>
+      <w:r>
+        <w:rPr>
+          <w:rFonts w:hint="eastAsia"/>
+        </w:rPr>
+        <w:t>()</w:t>
+      </w:r>
+    </w:p>
+    <w:p>
+      <w:r>
+        <w:t>l</w:t>
+      </w:r>
+      <w:r>
+        <w:t xml:space="preserve">ong </w:t>
+      </w:r>
+      <w:r>
+        <w:t>ObjectId.getTime()</w:t>
+      </w:r>
+    </w:p>
+    <w:p>
+      <w:pPr>
+        <w:pStyle w:val="3"/>
+      </w:pPr>
+      <w:r>
+        <w:rPr>
+          <w:rFonts w:hint="eastAsia"/>
+        </w:rPr>
+        <w:t>兼容性</w:t>
+      </w:r>
+    </w:p>
+    <w:p>
+      <w:r>
+        <w:rPr>
+          <w:rFonts w:hint="eastAsia"/>
+        </w:rPr>
+        <w:t>旧</w:t>
+      </w:r>
+      <w:r>
+        <w:t>驱动无法使用主子表</w:t>
+      </w:r>
+    </w:p>
+    <w:p>
+      <w:r>
+        <w:rPr>
+          <w:rFonts w:hint="eastAsia"/>
+        </w:rPr>
+        <w:t>新驱动需要</w:t>
+      </w:r>
+      <w:r>
+        <w:t>使用主子表时，</w:t>
+      </w:r>
+      <w:r>
+        <w:rPr>
+          <w:rFonts w:hint="eastAsia"/>
+        </w:rPr>
+        <w:t>需要</w:t>
+      </w:r>
+      <w:r>
+        <w:t>使用</w:t>
+      </w:r>
+      <w:r>
+        <w:rPr>
+          <w:rFonts w:hint="eastAsia"/>
+        </w:rPr>
+        <w:t>一个</w:t>
+      </w:r>
+      <w:r>
+        <w:t>新</w:t>
+      </w:r>
+      <w:r>
+        <w:rPr>
+          <w:rFonts w:hint="eastAsia"/>
+        </w:rPr>
+        <w:t>接口</w:t>
+      </w:r>
+      <w:r>
+        <w:rPr>
+          <w:rFonts w:hint="eastAsia"/>
+        </w:rPr>
+        <w:t>去</w:t>
+      </w:r>
+      <w:r>
+        <w:t>创建</w:t>
+      </w:r>
+      <w:r>
+        <w:t>lob</w:t>
+      </w:r>
+      <w:r>
+        <w:t>，其余接口不变</w:t>
+      </w:r>
+      <w:r>
+        <w:t>。</w:t>
+      </w:r>
+    </w:p>
+    <w:p>
+      <w:pPr>
+        <w:pStyle w:val="a7"/>
+        <w:numPr>
+          <w:ilvl w:val="0"/>
+          <w:numId w:val="15"/>
+        </w:numPr>
+        <w:ind w:firstLineChars="0"/>
+      </w:pPr>
+      <w:r>
+        <w:t>旧驱动</w:t>
+      </w:r>
+      <w:r>
+        <w:rPr>
+          <w:rFonts w:hint="eastAsia"/>
+        </w:rPr>
+        <w:t xml:space="preserve"> </w:t>
+      </w:r>
+      <w:r>
+        <w:t xml:space="preserve">+ </w:t>
+      </w:r>
+      <w:r>
+        <w:rPr>
+          <w:rFonts w:hint="eastAsia"/>
+        </w:rPr>
+        <w:t>新</w:t>
+      </w:r>
+      <w:r>
+        <w:t>引擎</w:t>
+      </w:r>
+    </w:p>
+    <w:p>
+      <w:pPr>
+        <w:ind w:left="717"/>
+      </w:pPr>
+      <w:r>
+        <w:t>Createlob</w:t>
+      </w:r>
+      <w:r>
+        <w:rPr>
+          <w:rFonts w:hint="eastAsia"/>
+        </w:rPr>
+        <w:t>时</w:t>
+      </w:r>
+      <w:r>
+        <w:t>O</w:t>
+      </w:r>
+      <w:r>
+        <w:rPr>
+          <w:rFonts w:hint="eastAsia"/>
+        </w:rPr>
+        <w:t>id</w:t>
+      </w:r>
+      <w:r>
+        <w:t>在</w:t>
+      </w:r>
+      <w:r>
+        <w:rPr>
+          <w:rFonts w:hint="eastAsia"/>
+        </w:rPr>
+        <w:t>旧</w:t>
+      </w:r>
+      <w:r>
+        <w:t>驱动</w:t>
+      </w:r>
+      <w:r>
+        <w:rPr>
+          <w:rFonts w:hint="eastAsia"/>
+        </w:rPr>
+        <w:t>端</w:t>
+      </w:r>
+      <w:r>
+        <w:t>生成</w:t>
+      </w:r>
+    </w:p>
+    <w:p>
+      <w:pPr>
+        <w:pStyle w:val="a7"/>
+        <w:numPr>
+          <w:ilvl w:val="0"/>
+          <w:numId w:val="16"/>
+        </w:numPr>
+        <w:ind w:firstLineChars="0"/>
+      </w:pPr>
+      <w:r>
+        <w:rPr>
+          <w:rFonts w:hint="eastAsia"/>
+        </w:rPr>
+        <w:t>新引擎检查表属性</w:t>
+      </w:r>
+      <w:r>
+        <w:t>，如果</w:t>
+      </w:r>
+      <w:r>
+        <w:rPr>
+          <w:rFonts w:hint="eastAsia"/>
+        </w:rPr>
+        <w:t>不是</w:t>
+      </w:r>
+      <w:r>
+        <w:t>主子表则</w:t>
+      </w:r>
+      <w:r>
+        <w:rPr>
+          <w:rFonts w:hint="eastAsia"/>
+        </w:rPr>
+        <w:t>走</w:t>
+      </w:r>
+      <w:r>
+        <w:t>旧流程</w:t>
+      </w:r>
+      <w:r>
+        <w:rPr>
+          <w:rFonts w:hint="eastAsia"/>
+        </w:rPr>
+        <w:t>。</w:t>
+      </w:r>
+      <w:r>
+        <w:rPr>
+          <w:rFonts w:hint="eastAsia"/>
+        </w:rPr>
+        <w:t>使用</w:t>
+      </w:r>
+      <w:r>
+        <w:t>驱动端的</w:t>
+      </w:r>
+      <w:r>
+        <w:t>oid</w:t>
+      </w:r>
+      <w:r>
+        <w:t>，不做校验。</w:t>
+      </w:r>
+    </w:p>
+    <w:p>
+      <w:pPr>
+        <w:pStyle w:val="a7"/>
+        <w:numPr>
+          <w:ilvl w:val="0"/>
+          <w:numId w:val="16"/>
+        </w:numPr>
+        <w:ind w:firstLineChars="0"/>
+      </w:pPr>
+      <w:r>
+        <w:rPr>
+          <w:rFonts w:hint="eastAsia"/>
+        </w:rPr>
+        <w:t>如果</w:t>
+      </w:r>
+      <w:r>
+        <w:t>是主子表，</w:t>
+      </w:r>
+      <w:r>
+        <w:rPr>
+          <w:rFonts w:hint="eastAsia"/>
+        </w:rPr>
+        <w:t>则会</w:t>
+      </w:r>
+      <w:r>
+        <w:rPr>
+          <w:rFonts w:hint="eastAsia"/>
+        </w:rPr>
+        <w:t>报错</w:t>
+      </w:r>
+      <w:r>
+        <w:t>失败（</w:t>
+      </w:r>
+      <w:r>
+        <w:rPr>
+          <w:rFonts w:hint="eastAsia"/>
+        </w:rPr>
+        <w:t>因为</w:t>
+      </w:r>
+      <w:r>
+        <w:t>新引擎会校验</w:t>
+      </w:r>
+      <w:r>
+        <w:t>oid</w:t>
+      </w:r>
+      <w:r>
+        <w:t>是否</w:t>
+      </w:r>
+      <w:r>
+        <w:rPr>
+          <w:rFonts w:hint="eastAsia"/>
+        </w:rPr>
+        <w:t>为</w:t>
+      </w:r>
+      <w:r>
+        <w:t>新的生成规则，旧</w:t>
+      </w:r>
+      <w:r>
+        <w:rPr>
+          <w:rFonts w:hint="eastAsia"/>
+        </w:rPr>
+        <w:t>规则</w:t>
+      </w:r>
+      <w:r>
+        <w:t>生成的</w:t>
+      </w:r>
+      <w:r>
+        <w:t>oid</w:t>
+      </w:r>
+      <w:r>
+        <w:t>一定会被报错）</w:t>
+      </w:r>
+    </w:p>
+    <w:p>
+      <w:pPr>
+        <w:ind w:left="717"/>
+      </w:pPr>
+    </w:p>
+    <w:p>
+      <w:pPr>
+        <w:pStyle w:val="a7"/>
+        <w:numPr>
+          <w:ilvl w:val="0"/>
+          <w:numId w:val="15"/>
+        </w:numPr>
+        <w:ind w:firstLineChars="0"/>
+      </w:pPr>
+      <w:r>
+        <w:rPr>
+          <w:rFonts w:hint="eastAsia"/>
+        </w:rPr>
+        <w:t>新</w:t>
+      </w:r>
+      <w:r>
+        <w:t>驱动</w:t>
+      </w:r>
+      <w:r>
+        <w:rPr>
+          <w:rFonts w:hint="eastAsia"/>
+        </w:rPr>
+        <w:t xml:space="preserve"> </w:t>
+      </w:r>
+      <w:r>
+        <w:t xml:space="preserve">+ </w:t>
+      </w:r>
+      <w:r>
+        <w:t>旧引擎</w:t>
+      </w:r>
+    </w:p>
+    <w:p>
+      <w:pPr>
+        <w:pStyle w:val="a7"/>
+        <w:ind w:left="717" w:firstLineChars="0" w:firstLine="0"/>
+      </w:pPr>
+      <w:r>
+        <w:lastRenderedPageBreak/>
+        <w:t>C</w:t>
+      </w:r>
+      <w:r>
+        <w:rPr>
+          <w:rFonts w:hint="eastAsia"/>
+        </w:rPr>
+        <w:t>reate</w:t>
+      </w:r>
+      <w:r>
+        <w:t>lob</w:t>
+      </w:r>
+      <w:r>
+        <w:t>时</w:t>
+      </w:r>
+      <w:r>
+        <w:rPr>
+          <w:rFonts w:hint="eastAsia"/>
+        </w:rPr>
+        <w:t>旧</w:t>
+      </w:r>
+      <w:r>
+        <w:t>引擎</w:t>
+      </w:r>
+      <w:r>
+        <w:rPr>
+          <w:rFonts w:hint="eastAsia"/>
+        </w:rPr>
+        <w:t>不生成</w:t>
+      </w:r>
+      <w:r>
+        <w:rPr>
+          <w:rFonts w:hint="eastAsia"/>
+        </w:rPr>
+        <w:t>oid</w:t>
+      </w:r>
+      <w:r>
+        <w:t>，直接使用驱动传下来的</w:t>
+      </w:r>
+      <w:r>
+        <w:t>oid</w:t>
+      </w:r>
+      <w:r>
+        <w:t>字段。</w:t>
+      </w:r>
+    </w:p>
+    <w:p>
+      <w:pPr>
+        <w:pStyle w:val="a7"/>
+        <w:numPr>
+          <w:ilvl w:val="0"/>
+          <w:numId w:val="17"/>
+        </w:numPr>
+        <w:ind w:firstLineChars="0"/>
+      </w:pPr>
+      <w:r>
+        <w:rPr>
+          <w:rFonts w:hint="eastAsia"/>
+        </w:rPr>
+        <w:t>新驱动兼容</w:t>
+      </w:r>
+      <w:r>
+        <w:t>旧有的</w:t>
+      </w:r>
+      <w:r>
+        <w:rPr>
+          <w:rFonts w:hint="eastAsia"/>
+        </w:rPr>
+        <w:t>方式</w:t>
+      </w:r>
+      <w:r>
+        <w:rPr>
+          <w:rFonts w:hint="eastAsia"/>
+        </w:rPr>
+        <w:t>，</w:t>
+      </w:r>
+      <w:r>
+        <w:t>即接口不变的情况下，走的</w:t>
+      </w:r>
+      <w:r>
+        <w:rPr>
+          <w:rFonts w:hint="eastAsia"/>
+        </w:rPr>
+        <w:t>是</w:t>
+      </w:r>
+      <w:r>
+        <w:t>旧驱动的流程。</w:t>
+      </w:r>
+    </w:p>
+    <w:p>
+      <w:pPr>
+        <w:pStyle w:val="a7"/>
+        <w:ind w:left="1137" w:firstLineChars="0" w:firstLine="0"/>
+      </w:pPr>
+      <w:r>
+        <w:t>DBLob</w:t>
+      </w:r>
+      <w:r>
+        <w:t xml:space="preserve"> DBCollection. createLob(</w:t>
+      </w:r>
+      <w:r>
+        <w:t>)</w:t>
+      </w:r>
+    </w:p>
+    <w:p>
+      <w:pPr>
+        <w:pStyle w:val="a7"/>
+        <w:numPr>
+          <w:ilvl w:val="0"/>
+          <w:numId w:val="17"/>
+        </w:numPr>
+        <w:ind w:firstLineChars="0"/>
+      </w:pPr>
+      <w:r>
+        <w:rPr>
+          <w:rFonts w:hint="eastAsia"/>
+        </w:rPr>
+        <w:t>新增</w:t>
+      </w:r>
+      <w:r>
+        <w:rPr>
+          <w:rFonts w:hint="eastAsia"/>
+        </w:rPr>
+        <w:t>接口</w:t>
+      </w:r>
+      <w:r>
+        <w:t>DBCollection</w:t>
+      </w:r>
+      <w:r>
+        <w:rPr>
+          <w:rFonts w:hint="eastAsia"/>
+        </w:rPr>
+        <w:t>.</w:t>
+      </w:r>
+      <w:r>
+        <w:t xml:space="preserve"> createLob(</w:t>
+      </w:r>
+      <w:r>
+        <w:t>boolean generateIDInServer</w:t>
+      </w:r>
+      <w:r>
+        <w:t>)</w:t>
+      </w:r>
+      <w:r>
+        <w:t xml:space="preserve"> </w:t>
+      </w:r>
+      <w:r>
+        <w:t>generateIDInServer</w:t>
+      </w:r>
+      <w:r>
+        <w:rPr>
+          <w:rFonts w:hint="eastAsia"/>
+        </w:rPr>
+        <w:t>为</w:t>
+      </w:r>
+      <w:r>
+        <w:t>true</w:t>
+      </w:r>
+      <w:r>
+        <w:t>时</w:t>
+      </w:r>
+      <w:r>
+        <w:t>oid</w:t>
+      </w:r>
+      <w:r>
+        <w:t>由引擎生成；为</w:t>
+      </w:r>
+      <w:r>
+        <w:t>false</w:t>
+      </w:r>
+      <w:r>
+        <w:t>时</w:t>
+      </w:r>
+      <w:r>
+        <w:t>oid</w:t>
+      </w:r>
+      <w:r>
+        <w:rPr>
+          <w:rFonts w:hint="eastAsia"/>
+        </w:rPr>
+        <w:t>由</w:t>
+      </w:r>
+      <w:r>
+        <w:t>驱动生成（</w:t>
+      </w:r>
+      <w:r>
+        <w:rPr>
+          <w:rFonts w:hint="eastAsia"/>
+        </w:rPr>
+        <w:t>跟</w:t>
+      </w:r>
+      <w:r>
+        <w:t>旧驱动</w:t>
+      </w:r>
+      <w:r>
+        <w:rPr>
+          <w:rFonts w:hint="eastAsia"/>
+        </w:rPr>
+        <w:t>生成</w:t>
+      </w:r>
+      <w:r>
+        <w:t>规则</w:t>
+      </w:r>
+      <w:r>
+        <w:t>一致）</w:t>
+      </w:r>
+    </w:p>
+    <w:p>
+      <w:pPr>
+        <w:ind w:left="717"/>
+      </w:pPr>
+    </w:p>
+    <w:p>
+      <w:pPr>
+        <w:pStyle w:val="a7"/>
+        <w:numPr>
+          <w:ilvl w:val="0"/>
+          <w:numId w:val="15"/>
+        </w:numPr>
+        <w:ind w:firstLineChars="0"/>
+      </w:pPr>
+      <w:r>
+        <w:rPr>
+          <w:rFonts w:hint="eastAsia"/>
+        </w:rPr>
+        <w:t>引擎</w:t>
+      </w:r>
+      <w:r>
+        <w:t>内有新有旧</w:t>
+      </w:r>
+    </w:p>
+    <w:p>
+      <w:pPr>
+        <w:pStyle w:val="a7"/>
+        <w:ind w:left="717" w:firstLineChars="0" w:firstLine="0"/>
+      </w:pPr>
+      <w:r>
+        <w:rPr>
+          <w:rFonts w:hint="eastAsia"/>
+        </w:rPr>
+        <w:t>一般</w:t>
+      </w:r>
+      <w:r>
+        <w:t>不会</w:t>
+      </w:r>
+      <w:r>
+        <w:rPr>
+          <w:rFonts w:hint="eastAsia"/>
+        </w:rPr>
+        <w:t>在</w:t>
+      </w:r>
+      <w:r>
+        <w:t>更新过程中去创建</w:t>
+      </w:r>
+      <w:r>
+        <w:t>lob</w:t>
+      </w:r>
+      <w:r>
+        <w:t>的主子表。</w:t>
+      </w:r>
+      <w:r>
+        <w:rPr>
+          <w:rFonts w:hint="eastAsia"/>
+        </w:rPr>
+        <w:t>不考虑</w:t>
+      </w:r>
+      <w:r>
+        <w:rPr>
+          <w:rFonts w:hint="eastAsia"/>
+        </w:rPr>
+        <w:t>。</w:t>
+      </w:r>
+    </w:p>
+    <w:p>
+      <w:pPr>
+        <w:pStyle w:val="a7"/>
+        <w:ind w:left="717" w:firstLineChars="0" w:firstLine="0"/>
+      </w:pPr>
     </w:p>
     <w:p>
       <w:pPr>
@@ -2901,11 +4190,19 @@
             </w:pPr>
             <w:r>
               <w:rPr>
-                <w:rFonts w:eastAsiaTheme="minorEastAsia" w:hint="eastAsia"/>
+                <w:rFonts w:eastAsiaTheme="minorEastAsia"/>
                 <w:sz w:val="18"/>
                 <w:szCs w:val="18"/>
               </w:rPr>
-              <w:t>300</w:t>
+              <w:t>5</w:t>
+            </w:r>
+            <w:r>
+              <w:rPr>
+                <w:rFonts w:eastAsiaTheme="minorEastAsia" w:hint="eastAsia"/>
+                <w:sz w:val="18"/>
+                <w:szCs w:val="18"/>
+              </w:rPr>
+              <w:t>00</w:t>
             </w:r>
           </w:p>
         </w:tc>
@@ -2973,14 +4270,12 @@
             </w:pPr>
             <w:r>
               <w:rPr>
-                <w:rFonts w:eastAsiaTheme="minorEastAsia" w:hint="eastAsia"/>
+                <w:rFonts w:eastAsiaTheme="minorEastAsia"/>
                 <w:sz w:val="18"/>
                 <w:szCs w:val="18"/>
               </w:rPr>
-              <w:t>6</w:t>
-            </w:r>
-            <w:bookmarkStart w:id="0" w:name="_GoBack"/>
-            <w:bookmarkEnd w:id="0"/>
+              <w:t>7</w:t>
+            </w:r>
           </w:p>
         </w:tc>
       </w:tr>
@@ -3495,7 +4790,6 @@
         <w:rPr>
           <w:rFonts w:hint="eastAsia"/>
         </w:rPr>
-        <w:lastRenderedPageBreak/>
         <w:t>验收测试用例</w:t>
       </w:r>
     </w:p>
@@ -3929,7 +5223,7 @@
             <w:pPr>
               <w:ind w:left="0"/>
               <w:rPr>
-                <w:rFonts w:eastAsiaTheme="minorEastAsia" w:hint="eastAsia"/>
+                <w:rFonts w:eastAsiaTheme="minorEastAsia"/>
                 <w:szCs w:val="21"/>
               </w:rPr>
             </w:pPr>
@@ -3949,7 +5243,7 @@
             <w:pPr>
               <w:ind w:left="0"/>
               <w:rPr>
-                <w:rFonts w:eastAsiaTheme="minorEastAsia" w:hint="eastAsia"/>
+                <w:rFonts w:eastAsiaTheme="minorEastAsia"/>
                 <w:szCs w:val="21"/>
               </w:rPr>
             </w:pPr>
@@ -4027,7 +5321,7 @@
             <w:pPr>
               <w:ind w:left="0"/>
               <w:rPr>
-                <w:rFonts w:eastAsiaTheme="minorEastAsia" w:hint="eastAsia"/>
+                <w:rFonts w:eastAsiaTheme="minorEastAsia"/>
                 <w:szCs w:val="21"/>
               </w:rPr>
             </w:pPr>
@@ -4054,7 +5348,7 @@
             <w:pPr>
               <w:pStyle w:val="HTML"/>
               <w:rPr>
-                <w:rFonts w:eastAsiaTheme="minorEastAsia" w:hint="eastAsia"/>
+                <w:rFonts w:eastAsiaTheme="minorEastAsia"/>
                 <w:sz w:val="21"/>
                 <w:szCs w:val="21"/>
               </w:rPr>
@@ -4176,7 +5470,7 @@
             <w:pPr>
               <w:ind w:left="0"/>
               <w:rPr>
-                <w:rFonts w:eastAsiaTheme="minorEastAsia" w:hint="eastAsia"/>
+                <w:rFonts w:eastAsiaTheme="minorEastAsia"/>
                 <w:szCs w:val="21"/>
               </w:rPr>
             </w:pPr>
@@ -4218,7 +5512,7 @@
             <w:pPr>
               <w:ind w:left="0"/>
               <w:rPr>
-                <w:rFonts w:eastAsiaTheme="minorEastAsia" w:hint="eastAsia"/>
+                <w:rFonts w:eastAsiaTheme="minorEastAsia"/>
                 <w:szCs w:val="21"/>
               </w:rPr>
             </w:pPr>
@@ -4245,7 +5539,7 @@
             <w:pPr>
               <w:pStyle w:val="HTML"/>
               <w:rPr>
-                <w:rFonts w:eastAsiaTheme="minorEastAsia" w:hint="eastAsia"/>
+                <w:rFonts w:eastAsiaTheme="minorEastAsia"/>
                 <w:sz w:val="21"/>
                 <w:szCs w:val="21"/>
               </w:rPr>
@@ -4321,7 +5615,6 @@
               </w:numPr>
               <w:ind w:firstLineChars="0"/>
               <w:rPr>
-                <w:rFonts w:hint="eastAsia"/>
                 <w:szCs w:val="21"/>
               </w:rPr>
             </w:pPr>
@@ -4406,7 +5699,7 @@
             <w:pPr>
               <w:ind w:left="0"/>
               <w:rPr>
-                <w:rFonts w:eastAsiaTheme="minorEastAsia" w:hint="eastAsia"/>
+                <w:rFonts w:eastAsiaTheme="minorEastAsia"/>
                 <w:szCs w:val="21"/>
               </w:rPr>
             </w:pPr>
@@ -4463,15 +5756,16 @@
             <w:pPr>
               <w:ind w:left="0"/>
               <w:rPr>
-                <w:rFonts w:eastAsiaTheme="minorEastAsia" w:hint="eastAsia"/>
-                <w:szCs w:val="21"/>
-              </w:rPr>
-            </w:pPr>
-            <w:r>
-              <w:rPr>
-                <w:rFonts w:eastAsiaTheme="minorEastAsia" w:hint="eastAsia"/>
-                <w:szCs w:val="21"/>
-              </w:rPr>
+                <w:rFonts w:eastAsiaTheme="minorEastAsia"/>
+                <w:szCs w:val="21"/>
+              </w:rPr>
+            </w:pPr>
+            <w:r>
+              <w:rPr>
+                <w:rFonts w:eastAsiaTheme="minorEastAsia" w:hint="eastAsia"/>
+                <w:szCs w:val="21"/>
+              </w:rPr>
+              <w:lastRenderedPageBreak/>
               <w:t>4</w:t>
             </w:r>
           </w:p>
@@ -4490,7 +5784,7 @@
             <w:pPr>
               <w:pStyle w:val="HTML"/>
               <w:rPr>
-                <w:rFonts w:eastAsiaTheme="minorEastAsia" w:hint="eastAsia"/>
+                <w:rFonts w:eastAsiaTheme="minorEastAsia"/>
                 <w:sz w:val="21"/>
                 <w:szCs w:val="21"/>
               </w:rPr>
@@ -4614,7 +5908,6 @@
               </w:numPr>
               <w:ind w:firstLineChars="0"/>
               <w:rPr>
-                <w:rFonts w:hint="eastAsia"/>
                 <w:szCs w:val="21"/>
               </w:rPr>
             </w:pPr>
@@ -4692,7 +5985,7 @@
             <w:pPr>
               <w:ind w:left="0"/>
               <w:rPr>
-                <w:rFonts w:eastAsiaTheme="minorEastAsia" w:hint="eastAsia"/>
+                <w:rFonts w:eastAsiaTheme="minorEastAsia"/>
                 <w:szCs w:val="21"/>
               </w:rPr>
             </w:pPr>
@@ -4742,7 +6035,7 @@
             <w:pPr>
               <w:ind w:left="0"/>
               <w:rPr>
-                <w:rFonts w:eastAsiaTheme="minorEastAsia" w:hint="eastAsia"/>
+                <w:rFonts w:eastAsiaTheme="minorEastAsia"/>
                 <w:szCs w:val="21"/>
               </w:rPr>
             </w:pPr>
@@ -4769,7 +6062,7 @@
             <w:pPr>
               <w:pStyle w:val="HTML"/>
               <w:rPr>
-                <w:rFonts w:eastAsiaTheme="minorEastAsia" w:hint="eastAsia"/>
+                <w:rFonts w:eastAsiaTheme="minorEastAsia"/>
                 <w:sz w:val="21"/>
                 <w:szCs w:val="21"/>
               </w:rPr>
@@ -4851,7 +6144,6 @@
               </w:numPr>
               <w:ind w:firstLineChars="0"/>
               <w:rPr>
-                <w:rFonts w:hint="eastAsia"/>
                 <w:szCs w:val="21"/>
               </w:rPr>
             </w:pPr>
@@ -4936,7 +6228,7 @@
             <w:pPr>
               <w:ind w:left="0"/>
               <w:rPr>
-                <w:rFonts w:eastAsiaTheme="minorEastAsia" w:hint="eastAsia"/>
+                <w:rFonts w:eastAsiaTheme="minorEastAsia"/>
                 <w:szCs w:val="21"/>
               </w:rPr>
             </w:pPr>
@@ -5042,7 +6334,7 @@
             <w:pPr>
               <w:ind w:left="0"/>
               <w:rPr>
-                <w:rFonts w:eastAsiaTheme="minorEastAsia" w:hint="eastAsia"/>
+                <w:rFonts w:eastAsiaTheme="minorEastAsia"/>
                 <w:szCs w:val="21"/>
               </w:rPr>
             </w:pPr>
@@ -5069,7 +6361,7 @@
             <w:pPr>
               <w:pStyle w:val="HTML"/>
               <w:rPr>
-                <w:rFonts w:eastAsiaTheme="minorEastAsia" w:hint="eastAsia"/>
+                <w:rFonts w:eastAsiaTheme="minorEastAsia"/>
                 <w:sz w:val="21"/>
                 <w:szCs w:val="21"/>
               </w:rPr>
@@ -5144,7 +6436,6 @@
               </w:numPr>
               <w:ind w:firstLineChars="0"/>
               <w:rPr>
-                <w:rFonts w:hint="eastAsia"/>
                 <w:szCs w:val="21"/>
               </w:rPr>
             </w:pPr>
@@ -5178,7 +6469,7 @@
             <w:pPr>
               <w:ind w:left="0"/>
               <w:rPr>
-                <w:rFonts w:eastAsiaTheme="minorEastAsia" w:hint="eastAsia"/>
+                <w:rFonts w:eastAsiaTheme="minorEastAsia"/>
                 <w:szCs w:val="21"/>
               </w:rPr>
             </w:pPr>
@@ -5808,6 +7099,95 @@
 <file path=word/numbering.xml><?xml version="1.0" encoding="utf-8"?>
 <w:numbering xmlns:wpc="http://schemas.microsoft.com/office/word/2010/wordprocessingCanvas" xmlns:cx="http://schemas.microsoft.com/office/drawing/2014/chartex" xmlns:mc="http://schemas.openxmlformats.org/markup-compatibility/2006" xmlns:o="urn:schemas-microsoft-com:office:office" xmlns:r="http://schemas.openxmlformats.org/officeDocument/2006/relationships" xmlns:m="http://schemas.openxmlformats.org/officeDocument/2006/math" xmlns:v="urn:schemas-microsoft-com:vml" xmlns:wp14="http://schemas.microsoft.com/office/word/2010/wordprocessingDrawing" xmlns:wp="http://schemas.openxmlformats.org/drawingml/2006/wordprocessingDrawing" xmlns:w10="urn:schemas-microsoft-com:office:word" xmlns:w="http://schemas.openxmlformats.org/wordprocessingml/2006/main" xmlns:w14="http://schemas.microsoft.com/office/word/2010/wordml" xmlns:w15="http://schemas.microsoft.com/office/word/2012/wordml" xmlns:w16se="http://schemas.microsoft.com/office/word/2015/wordml/symex" xmlns:wpg="http://schemas.microsoft.com/office/word/2010/wordprocessingGroup" xmlns:wpi="http://schemas.microsoft.com/office/word/2010/wordprocessingInk" xmlns:wne="http://schemas.microsoft.com/office/word/2006/wordml" xmlns:wps="http://schemas.microsoft.com/office/word/2010/wordprocessingShape" mc:Ignorable="w14 w15 w16se wp14">
   <w:abstractNum w:abstractNumId="0" w15:restartNumberingAfterBreak="0">
+    <w:nsid w:val="00BB4601"/>
+    <w:multiLevelType w:val="hybridMultilevel"/>
+    <w:tmpl w:val="7A8CD5B4"/>
+    <w:lvl w:ilvl="0" w:tplc="D340DCC8">
+      <w:start w:val="1"/>
+      <w:numFmt w:val="decimal"/>
+      <w:lvlText w:val="%1、"/>
+      <w:lvlJc w:val="left"/>
+      <w:pPr>
+        <w:ind w:left="717" w:hanging="360"/>
+      </w:pPr>
+      <w:rPr>
+        <w:rFonts w:hint="default"/>
+      </w:rPr>
+    </w:lvl>
+    <w:lvl w:ilvl="1" w:tplc="04090019" w:tentative="1">
+      <w:start w:val="1"/>
+      <w:numFmt w:val="lowerLetter"/>
+      <w:lvlText w:val="%2)"/>
+      <w:lvlJc w:val="left"/>
+      <w:pPr>
+        <w:ind w:left="1197" w:hanging="420"/>
+      </w:pPr>
+    </w:lvl>
+    <w:lvl w:ilvl="2" w:tplc="0409001B" w:tentative="1">
+      <w:start w:val="1"/>
+      <w:numFmt w:val="lowerRoman"/>
+      <w:lvlText w:val="%3."/>
+      <w:lvlJc w:val="right"/>
+      <w:pPr>
+        <w:ind w:left="1617" w:hanging="420"/>
+      </w:pPr>
+    </w:lvl>
+    <w:lvl w:ilvl="3" w:tplc="0409000F" w:tentative="1">
+      <w:start w:val="1"/>
+      <w:numFmt w:val="decimal"/>
+      <w:lvlText w:val="%4."/>
+      <w:lvlJc w:val="left"/>
+      <w:pPr>
+        <w:ind w:left="2037" w:hanging="420"/>
+      </w:pPr>
+    </w:lvl>
+    <w:lvl w:ilvl="4" w:tplc="04090019" w:tentative="1">
+      <w:start w:val="1"/>
+      <w:numFmt w:val="lowerLetter"/>
+      <w:lvlText w:val="%5)"/>
+      <w:lvlJc w:val="left"/>
+      <w:pPr>
+        <w:ind w:left="2457" w:hanging="420"/>
+      </w:pPr>
+    </w:lvl>
+    <w:lvl w:ilvl="5" w:tplc="0409001B" w:tentative="1">
+      <w:start w:val="1"/>
+      <w:numFmt w:val="lowerRoman"/>
+      <w:lvlText w:val="%6."/>
+      <w:lvlJc w:val="right"/>
+      <w:pPr>
+        <w:ind w:left="2877" w:hanging="420"/>
+      </w:pPr>
+    </w:lvl>
+    <w:lvl w:ilvl="6" w:tplc="0409000F" w:tentative="1">
+      <w:start w:val="1"/>
+      <w:numFmt w:val="decimal"/>
+      <w:lvlText w:val="%7."/>
+      <w:lvlJc w:val="left"/>
+      <w:pPr>
+        <w:ind w:left="3297" w:hanging="420"/>
+      </w:pPr>
+    </w:lvl>
+    <w:lvl w:ilvl="7" w:tplc="04090019" w:tentative="1">
+      <w:start w:val="1"/>
+      <w:numFmt w:val="lowerLetter"/>
+      <w:lvlText w:val="%8)"/>
+      <w:lvlJc w:val="left"/>
+      <w:pPr>
+        <w:ind w:left="3717" w:hanging="420"/>
+      </w:pPr>
+    </w:lvl>
+    <w:lvl w:ilvl="8" w:tplc="0409001B" w:tentative="1">
+      <w:start w:val="1"/>
+      <w:numFmt w:val="lowerRoman"/>
+      <w:lvlText w:val="%9."/>
+      <w:lvlJc w:val="right"/>
+      <w:pPr>
+        <w:ind w:left="4137" w:hanging="420"/>
+      </w:pPr>
+    </w:lvl>
+  </w:abstractNum>
+  <w:abstractNum w:abstractNumId="1" w15:restartNumberingAfterBreak="0">
     <w:nsid w:val="032729DB"/>
     <w:multiLevelType w:val="hybridMultilevel"/>
     <w:tmpl w:val="3A38F26E"/>
@@ -5896,7 +7276,7 @@
       </w:pPr>
     </w:lvl>
   </w:abstractNum>
-  <w:abstractNum w:abstractNumId="1" w15:restartNumberingAfterBreak="0">
+  <w:abstractNum w:abstractNumId="2" w15:restartNumberingAfterBreak="0">
     <w:nsid w:val="09622533"/>
     <w:multiLevelType w:val="hybridMultilevel"/>
     <w:tmpl w:val="3A38F26E"/>
@@ -5985,7 +7365,7 @@
       </w:pPr>
     </w:lvl>
   </w:abstractNum>
-  <w:abstractNum w:abstractNumId="2" w15:restartNumberingAfterBreak="0">
+  <w:abstractNum w:abstractNumId="3" w15:restartNumberingAfterBreak="0">
     <w:nsid w:val="20A764AD"/>
     <w:multiLevelType w:val="hybridMultilevel"/>
     <w:tmpl w:val="3A38F26E"/>
@@ -6074,7 +7454,93 @@
       </w:pPr>
     </w:lvl>
   </w:abstractNum>
-  <w:abstractNum w:abstractNumId="3" w15:restartNumberingAfterBreak="0">
+  <w:abstractNum w:abstractNumId="4" w15:restartNumberingAfterBreak="0">
+    <w:nsid w:val="21417704"/>
+    <w:multiLevelType w:val="hybridMultilevel"/>
+    <w:tmpl w:val="71B6C3E0"/>
+    <w:lvl w:ilvl="0" w:tplc="0409000F">
+      <w:start w:val="1"/>
+      <w:numFmt w:val="decimal"/>
+      <w:lvlText w:val="%1."/>
+      <w:lvlJc w:val="left"/>
+      <w:pPr>
+        <w:ind w:left="777" w:hanging="420"/>
+      </w:pPr>
+    </w:lvl>
+    <w:lvl w:ilvl="1" w:tplc="04090019" w:tentative="1">
+      <w:start w:val="1"/>
+      <w:numFmt w:val="lowerLetter"/>
+      <w:lvlText w:val="%2)"/>
+      <w:lvlJc w:val="left"/>
+      <w:pPr>
+        <w:ind w:left="1197" w:hanging="420"/>
+      </w:pPr>
+    </w:lvl>
+    <w:lvl w:ilvl="2" w:tplc="0409001B" w:tentative="1">
+      <w:start w:val="1"/>
+      <w:numFmt w:val="lowerRoman"/>
+      <w:lvlText w:val="%3."/>
+      <w:lvlJc w:val="right"/>
+      <w:pPr>
+        <w:ind w:left="1617" w:hanging="420"/>
+      </w:pPr>
+    </w:lvl>
+    <w:lvl w:ilvl="3" w:tplc="0409000F" w:tentative="1">
+      <w:start w:val="1"/>
+      <w:numFmt w:val="decimal"/>
+      <w:lvlText w:val="%4."/>
+      <w:lvlJc w:val="left"/>
+      <w:pPr>
+        <w:ind w:left="2037" w:hanging="420"/>
+      </w:pPr>
+    </w:lvl>
+    <w:lvl w:ilvl="4" w:tplc="04090019" w:tentative="1">
+      <w:start w:val="1"/>
+      <w:numFmt w:val="lowerLetter"/>
+      <w:lvlText w:val="%5)"/>
+      <w:lvlJc w:val="left"/>
+      <w:pPr>
+        <w:ind w:left="2457" w:hanging="420"/>
+      </w:pPr>
+    </w:lvl>
+    <w:lvl w:ilvl="5" w:tplc="0409001B" w:tentative="1">
+      <w:start w:val="1"/>
+      <w:numFmt w:val="lowerRoman"/>
+      <w:lvlText w:val="%6."/>
+      <w:lvlJc w:val="right"/>
+      <w:pPr>
+        <w:ind w:left="2877" w:hanging="420"/>
+      </w:pPr>
+    </w:lvl>
+    <w:lvl w:ilvl="6" w:tplc="0409000F" w:tentative="1">
+      <w:start w:val="1"/>
+      <w:numFmt w:val="decimal"/>
+      <w:lvlText w:val="%7."/>
+      <w:lvlJc w:val="left"/>
+      <w:pPr>
+        <w:ind w:left="3297" w:hanging="420"/>
+      </w:pPr>
+    </w:lvl>
+    <w:lvl w:ilvl="7" w:tplc="04090019" w:tentative="1">
+      <w:start w:val="1"/>
+      <w:numFmt w:val="lowerLetter"/>
+      <w:lvlText w:val="%8)"/>
+      <w:lvlJc w:val="left"/>
+      <w:pPr>
+        <w:ind w:left="3717" w:hanging="420"/>
+      </w:pPr>
+    </w:lvl>
+    <w:lvl w:ilvl="8" w:tplc="0409001B" w:tentative="1">
+      <w:start w:val="1"/>
+      <w:numFmt w:val="lowerRoman"/>
+      <w:lvlText w:val="%9."/>
+      <w:lvlJc w:val="right"/>
+      <w:pPr>
+        <w:ind w:left="4137" w:hanging="420"/>
+      </w:pPr>
+    </w:lvl>
+  </w:abstractNum>
+  <w:abstractNum w:abstractNumId="5" w15:restartNumberingAfterBreak="0">
     <w:nsid w:val="22501AA3"/>
     <w:multiLevelType w:val="hybridMultilevel"/>
     <w:tmpl w:val="1B2A9E7A"/>
@@ -6185,7 +7651,7 @@
       </w:pPr>
     </w:lvl>
   </w:abstractNum>
-  <w:abstractNum w:abstractNumId="4" w15:restartNumberingAfterBreak="0">
+  <w:abstractNum w:abstractNumId="6" w15:restartNumberingAfterBreak="0">
     <w:nsid w:val="2D9615EA"/>
     <w:multiLevelType w:val="hybridMultilevel"/>
     <w:tmpl w:val="3A38F26E"/>
@@ -6274,7 +7740,7 @@
       </w:pPr>
     </w:lvl>
   </w:abstractNum>
-  <w:abstractNum w:abstractNumId="5" w15:restartNumberingAfterBreak="0">
+  <w:abstractNum w:abstractNumId="7" w15:restartNumberingAfterBreak="0">
     <w:nsid w:val="2F8255C6"/>
     <w:multiLevelType w:val="hybridMultilevel"/>
     <w:tmpl w:val="78A0FDF4"/>
@@ -6364,7 +7830,346 @@
       </w:pPr>
     </w:lvl>
   </w:abstractNum>
-  <w:abstractNum w:abstractNumId="6" w15:restartNumberingAfterBreak="0">
+  <w:abstractNum w:abstractNumId="8" w15:restartNumberingAfterBreak="0">
+    <w:nsid w:val="32F637A7"/>
+    <w:multiLevelType w:val="hybridMultilevel"/>
+    <w:tmpl w:val="945C27C8"/>
+    <w:lvl w:ilvl="0" w:tplc="04090001">
+      <w:start w:val="1"/>
+      <w:numFmt w:val="bullet"/>
+      <w:lvlText w:val=""/>
+      <w:lvlJc w:val="left"/>
+      <w:pPr>
+        <w:ind w:left="1137" w:hanging="420"/>
+      </w:pPr>
+      <w:rPr>
+        <w:rFonts w:ascii="Wingdings" w:hAnsi="Wingdings" w:hint="default"/>
+      </w:rPr>
+    </w:lvl>
+    <w:lvl w:ilvl="1" w:tplc="04090003" w:tentative="1">
+      <w:start w:val="1"/>
+      <w:numFmt w:val="bullet"/>
+      <w:lvlText w:val=""/>
+      <w:lvlJc w:val="left"/>
+      <w:pPr>
+        <w:ind w:left="1557" w:hanging="420"/>
+      </w:pPr>
+      <w:rPr>
+        <w:rFonts w:ascii="Wingdings" w:hAnsi="Wingdings" w:hint="default"/>
+      </w:rPr>
+    </w:lvl>
+    <w:lvl w:ilvl="2" w:tplc="04090005" w:tentative="1">
+      <w:start w:val="1"/>
+      <w:numFmt w:val="bullet"/>
+      <w:lvlText w:val=""/>
+      <w:lvlJc w:val="left"/>
+      <w:pPr>
+        <w:ind w:left="1977" w:hanging="420"/>
+      </w:pPr>
+      <w:rPr>
+        <w:rFonts w:ascii="Wingdings" w:hAnsi="Wingdings" w:hint="default"/>
+      </w:rPr>
+    </w:lvl>
+    <w:lvl w:ilvl="3" w:tplc="04090001" w:tentative="1">
+      <w:start w:val="1"/>
+      <w:numFmt w:val="bullet"/>
+      <w:lvlText w:val=""/>
+      <w:lvlJc w:val="left"/>
+      <w:pPr>
+        <w:ind w:left="2397" w:hanging="420"/>
+      </w:pPr>
+      <w:rPr>
+        <w:rFonts w:ascii="Wingdings" w:hAnsi="Wingdings" w:hint="default"/>
+      </w:rPr>
+    </w:lvl>
+    <w:lvl w:ilvl="4" w:tplc="04090003" w:tentative="1">
+      <w:start w:val="1"/>
+      <w:numFmt w:val="bullet"/>
+      <w:lvlText w:val=""/>
+      <w:lvlJc w:val="left"/>
+      <w:pPr>
+        <w:ind w:left="2817" w:hanging="420"/>
+      </w:pPr>
+      <w:rPr>
+        <w:rFonts w:ascii="Wingdings" w:hAnsi="Wingdings" w:hint="default"/>
+      </w:rPr>
+    </w:lvl>
+    <w:lvl w:ilvl="5" w:tplc="04090005" w:tentative="1">
+      <w:start w:val="1"/>
+      <w:numFmt w:val="bullet"/>
+      <w:lvlText w:val=""/>
+      <w:lvlJc w:val="left"/>
+      <w:pPr>
+        <w:ind w:left="3237" w:hanging="420"/>
+      </w:pPr>
+      <w:rPr>
+        <w:rFonts w:ascii="Wingdings" w:hAnsi="Wingdings" w:hint="default"/>
+      </w:rPr>
+    </w:lvl>
+    <w:lvl w:ilvl="6" w:tplc="04090001" w:tentative="1">
+      <w:start w:val="1"/>
+      <w:numFmt w:val="bullet"/>
+      <w:lvlText w:val=""/>
+      <w:lvlJc w:val="left"/>
+      <w:pPr>
+        <w:ind w:left="3657" w:hanging="420"/>
+      </w:pPr>
+      <w:rPr>
+        <w:rFonts w:ascii="Wingdings" w:hAnsi="Wingdings" w:hint="default"/>
+      </w:rPr>
+    </w:lvl>
+    <w:lvl w:ilvl="7" w:tplc="04090003" w:tentative="1">
+      <w:start w:val="1"/>
+      <w:numFmt w:val="bullet"/>
+      <w:lvlText w:val=""/>
+      <w:lvlJc w:val="left"/>
+      <w:pPr>
+        <w:ind w:left="4077" w:hanging="420"/>
+      </w:pPr>
+      <w:rPr>
+        <w:rFonts w:ascii="Wingdings" w:hAnsi="Wingdings" w:hint="default"/>
+      </w:rPr>
+    </w:lvl>
+    <w:lvl w:ilvl="8" w:tplc="04090005" w:tentative="1">
+      <w:start w:val="1"/>
+      <w:numFmt w:val="bullet"/>
+      <w:lvlText w:val=""/>
+      <w:lvlJc w:val="left"/>
+      <w:pPr>
+        <w:ind w:left="4497" w:hanging="420"/>
+      </w:pPr>
+      <w:rPr>
+        <w:rFonts w:ascii="Wingdings" w:hAnsi="Wingdings" w:hint="default"/>
+      </w:rPr>
+    </w:lvl>
+  </w:abstractNum>
+  <w:abstractNum w:abstractNumId="9" w15:restartNumberingAfterBreak="0">
+    <w:nsid w:val="3FD87816"/>
+    <w:multiLevelType w:val="hybridMultilevel"/>
+    <w:tmpl w:val="8E3AE84A"/>
+    <w:lvl w:ilvl="0" w:tplc="04090001">
+      <w:start w:val="1"/>
+      <w:numFmt w:val="bullet"/>
+      <w:lvlText w:val=""/>
+      <w:lvlJc w:val="left"/>
+      <w:pPr>
+        <w:ind w:left="1197" w:hanging="420"/>
+      </w:pPr>
+      <w:rPr>
+        <w:rFonts w:ascii="Wingdings" w:hAnsi="Wingdings" w:hint="default"/>
+      </w:rPr>
+    </w:lvl>
+    <w:lvl w:ilvl="1" w:tplc="04090003" w:tentative="1">
+      <w:start w:val="1"/>
+      <w:numFmt w:val="bullet"/>
+      <w:lvlText w:val=""/>
+      <w:lvlJc w:val="left"/>
+      <w:pPr>
+        <w:ind w:left="1617" w:hanging="420"/>
+      </w:pPr>
+      <w:rPr>
+        <w:rFonts w:ascii="Wingdings" w:hAnsi="Wingdings" w:hint="default"/>
+      </w:rPr>
+    </w:lvl>
+    <w:lvl w:ilvl="2" w:tplc="04090005" w:tentative="1">
+      <w:start w:val="1"/>
+      <w:numFmt w:val="bullet"/>
+      <w:lvlText w:val=""/>
+      <w:lvlJc w:val="left"/>
+      <w:pPr>
+        <w:ind w:left="2037" w:hanging="420"/>
+      </w:pPr>
+      <w:rPr>
+        <w:rFonts w:ascii="Wingdings" w:hAnsi="Wingdings" w:hint="default"/>
+      </w:rPr>
+    </w:lvl>
+    <w:lvl w:ilvl="3" w:tplc="04090001" w:tentative="1">
+      <w:start w:val="1"/>
+      <w:numFmt w:val="bullet"/>
+      <w:lvlText w:val=""/>
+      <w:lvlJc w:val="left"/>
+      <w:pPr>
+        <w:ind w:left="2457" w:hanging="420"/>
+      </w:pPr>
+      <w:rPr>
+        <w:rFonts w:ascii="Wingdings" w:hAnsi="Wingdings" w:hint="default"/>
+      </w:rPr>
+    </w:lvl>
+    <w:lvl w:ilvl="4" w:tplc="04090003" w:tentative="1">
+      <w:start w:val="1"/>
+      <w:numFmt w:val="bullet"/>
+      <w:lvlText w:val=""/>
+      <w:lvlJc w:val="left"/>
+      <w:pPr>
+        <w:ind w:left="2877" w:hanging="420"/>
+      </w:pPr>
+      <w:rPr>
+        <w:rFonts w:ascii="Wingdings" w:hAnsi="Wingdings" w:hint="default"/>
+      </w:rPr>
+    </w:lvl>
+    <w:lvl w:ilvl="5" w:tplc="04090005" w:tentative="1">
+      <w:start w:val="1"/>
+      <w:numFmt w:val="bullet"/>
+      <w:lvlText w:val=""/>
+      <w:lvlJc w:val="left"/>
+      <w:pPr>
+        <w:ind w:left="3297" w:hanging="420"/>
+      </w:pPr>
+      <w:rPr>
+        <w:rFonts w:ascii="Wingdings" w:hAnsi="Wingdings" w:hint="default"/>
+      </w:rPr>
+    </w:lvl>
+    <w:lvl w:ilvl="6" w:tplc="04090001" w:tentative="1">
+      <w:start w:val="1"/>
+      <w:numFmt w:val="bullet"/>
+      <w:lvlText w:val=""/>
+      <w:lvlJc w:val="left"/>
+      <w:pPr>
+        <w:ind w:left="3717" w:hanging="420"/>
+      </w:pPr>
+      <w:rPr>
+        <w:rFonts w:ascii="Wingdings" w:hAnsi="Wingdings" w:hint="default"/>
+      </w:rPr>
+    </w:lvl>
+    <w:lvl w:ilvl="7" w:tplc="04090003" w:tentative="1">
+      <w:start w:val="1"/>
+      <w:numFmt w:val="bullet"/>
+      <w:lvlText w:val=""/>
+      <w:lvlJc w:val="left"/>
+      <w:pPr>
+        <w:ind w:left="4137" w:hanging="420"/>
+      </w:pPr>
+      <w:rPr>
+        <w:rFonts w:ascii="Wingdings" w:hAnsi="Wingdings" w:hint="default"/>
+      </w:rPr>
+    </w:lvl>
+    <w:lvl w:ilvl="8" w:tplc="04090005" w:tentative="1">
+      <w:start w:val="1"/>
+      <w:numFmt w:val="bullet"/>
+      <w:lvlText w:val=""/>
+      <w:lvlJc w:val="left"/>
+      <w:pPr>
+        <w:ind w:left="4557" w:hanging="420"/>
+      </w:pPr>
+      <w:rPr>
+        <w:rFonts w:ascii="Wingdings" w:hAnsi="Wingdings" w:hint="default"/>
+      </w:rPr>
+    </w:lvl>
+  </w:abstractNum>
+  <w:abstractNum w:abstractNumId="10" w15:restartNumberingAfterBreak="0">
+    <w:nsid w:val="4216027D"/>
+    <w:multiLevelType w:val="hybridMultilevel"/>
+    <w:tmpl w:val="6A781C24"/>
+    <w:lvl w:ilvl="0" w:tplc="04090001">
+      <w:start w:val="1"/>
+      <w:numFmt w:val="bullet"/>
+      <w:lvlText w:val=""/>
+      <w:lvlJc w:val="left"/>
+      <w:pPr>
+        <w:ind w:left="1137" w:hanging="420"/>
+      </w:pPr>
+      <w:rPr>
+        <w:rFonts w:ascii="Wingdings" w:hAnsi="Wingdings" w:hint="default"/>
+      </w:rPr>
+    </w:lvl>
+    <w:lvl w:ilvl="1" w:tplc="04090003">
+      <w:start w:val="1"/>
+      <w:numFmt w:val="bullet"/>
+      <w:lvlText w:val=""/>
+      <w:lvlJc w:val="left"/>
+      <w:pPr>
+        <w:ind w:left="1557" w:hanging="420"/>
+      </w:pPr>
+      <w:rPr>
+        <w:rFonts w:ascii="Wingdings" w:hAnsi="Wingdings" w:hint="default"/>
+      </w:rPr>
+    </w:lvl>
+    <w:lvl w:ilvl="2" w:tplc="04090005" w:tentative="1">
+      <w:start w:val="1"/>
+      <w:numFmt w:val="bullet"/>
+      <w:lvlText w:val=""/>
+      <w:lvlJc w:val="left"/>
+      <w:pPr>
+        <w:ind w:left="1977" w:hanging="420"/>
+      </w:pPr>
+      <w:rPr>
+        <w:rFonts w:ascii="Wingdings" w:hAnsi="Wingdings" w:hint="default"/>
+      </w:rPr>
+    </w:lvl>
+    <w:lvl w:ilvl="3" w:tplc="04090001" w:tentative="1">
+      <w:start w:val="1"/>
+      <w:numFmt w:val="bullet"/>
+      <w:lvlText w:val=""/>
+      <w:lvlJc w:val="left"/>
+      <w:pPr>
+        <w:ind w:left="2397" w:hanging="420"/>
+      </w:pPr>
+      <w:rPr>
+        <w:rFonts w:ascii="Wingdings" w:hAnsi="Wingdings" w:hint="default"/>
+      </w:rPr>
+    </w:lvl>
+    <w:lvl w:ilvl="4" w:tplc="04090003" w:tentative="1">
+      <w:start w:val="1"/>
+      <w:numFmt w:val="bullet"/>
+      <w:lvlText w:val=""/>
+      <w:lvlJc w:val="left"/>
+      <w:pPr>
+        <w:ind w:left="2817" w:hanging="420"/>
+      </w:pPr>
+      <w:rPr>
+        <w:rFonts w:ascii="Wingdings" w:hAnsi="Wingdings" w:hint="default"/>
+      </w:rPr>
+    </w:lvl>
+    <w:lvl w:ilvl="5" w:tplc="04090005" w:tentative="1">
+      <w:start w:val="1"/>
+      <w:numFmt w:val="bullet"/>
+      <w:lvlText w:val=""/>
+      <w:lvlJc w:val="left"/>
+      <w:pPr>
+        <w:ind w:left="3237" w:hanging="420"/>
+      </w:pPr>
+      <w:rPr>
+        <w:rFonts w:ascii="Wingdings" w:hAnsi="Wingdings" w:hint="default"/>
+      </w:rPr>
+    </w:lvl>
+    <w:lvl w:ilvl="6" w:tplc="04090001" w:tentative="1">
+      <w:start w:val="1"/>
+      <w:numFmt w:val="bullet"/>
+      <w:lvlText w:val=""/>
+      <w:lvlJc w:val="left"/>
+      <w:pPr>
+        <w:ind w:left="3657" w:hanging="420"/>
+      </w:pPr>
+      <w:rPr>
+        <w:rFonts w:ascii="Wingdings" w:hAnsi="Wingdings" w:hint="default"/>
+      </w:rPr>
+    </w:lvl>
+    <w:lvl w:ilvl="7" w:tplc="04090003" w:tentative="1">
+      <w:start w:val="1"/>
+      <w:numFmt w:val="bullet"/>
+      <w:lvlText w:val=""/>
+      <w:lvlJc w:val="left"/>
+      <w:pPr>
+        <w:ind w:left="4077" w:hanging="420"/>
+      </w:pPr>
+      <w:rPr>
+        <w:rFonts w:ascii="Wingdings" w:hAnsi="Wingdings" w:hint="default"/>
+      </w:rPr>
+    </w:lvl>
+    <w:lvl w:ilvl="8" w:tplc="04090005" w:tentative="1">
+      <w:start w:val="1"/>
+      <w:numFmt w:val="bullet"/>
+      <w:lvlText w:val=""/>
+      <w:lvlJc w:val="left"/>
+      <w:pPr>
+        <w:ind w:left="4497" w:hanging="420"/>
+      </w:pPr>
+      <w:rPr>
+        <w:rFonts w:ascii="Wingdings" w:hAnsi="Wingdings" w:hint="default"/>
+      </w:rPr>
+    </w:lvl>
+  </w:abstractNum>
+  <w:abstractNum w:abstractNumId="11" w15:restartNumberingAfterBreak="0">
     <w:nsid w:val="49C13AF0"/>
     <w:multiLevelType w:val="hybridMultilevel"/>
     <w:tmpl w:val="C67C2772"/>
@@ -6450,7 +8255,7 @@
       </w:pPr>
     </w:lvl>
   </w:abstractNum>
-  <w:abstractNum w:abstractNumId="7" w15:restartNumberingAfterBreak="0">
+  <w:abstractNum w:abstractNumId="12" w15:restartNumberingAfterBreak="0">
     <w:nsid w:val="4A445299"/>
     <w:multiLevelType w:val="hybridMultilevel"/>
     <w:tmpl w:val="3A38F26E"/>
@@ -6539,7 +8344,7 @@
       </w:pPr>
     </w:lvl>
   </w:abstractNum>
-  <w:abstractNum w:abstractNumId="8" w15:restartNumberingAfterBreak="0">
+  <w:abstractNum w:abstractNumId="13" w15:restartNumberingAfterBreak="0">
     <w:nsid w:val="4B070896"/>
     <w:multiLevelType w:val="hybridMultilevel"/>
     <w:tmpl w:val="2E745F32"/>
@@ -6625,7 +8430,7 @@
       </w:pPr>
     </w:lvl>
   </w:abstractNum>
-  <w:abstractNum w:abstractNumId="9" w15:restartNumberingAfterBreak="0">
+  <w:abstractNum w:abstractNumId="14" w15:restartNumberingAfterBreak="0">
     <w:nsid w:val="589E00D2"/>
     <w:multiLevelType w:val="hybridMultilevel"/>
     <w:tmpl w:val="4D4E21B6"/>
@@ -6736,7 +8541,7 @@
       </w:pPr>
     </w:lvl>
   </w:abstractNum>
-  <w:abstractNum w:abstractNumId="10" w15:restartNumberingAfterBreak="0">
+  <w:abstractNum w:abstractNumId="15" w15:restartNumberingAfterBreak="0">
     <w:nsid w:val="65D97E20"/>
     <w:multiLevelType w:val="hybridMultilevel"/>
     <w:tmpl w:val="3A38F26E"/>
@@ -6826,7 +8631,7 @@
     </w:lvl>
   </w:abstractNum>
   <w:num w:numId="1">
-    <w:abstractNumId w:val="3"/>
+    <w:abstractNumId w:val="5"/>
     <w:lvlOverride w:ilvl="0">
       <w:startOverride w:val="1"/>
     </w:lvlOverride>
@@ -6856,7 +8661,7 @@
     </w:lvlOverride>
   </w:num>
   <w:num w:numId="2">
-    <w:abstractNumId w:val="9"/>
+    <w:abstractNumId w:val="14"/>
     <w:lvlOverride w:ilvl="0">
       <w:startOverride w:val="1"/>
     </w:lvlOverride>
@@ -6886,34 +8691,49 @@
     </w:lvlOverride>
   </w:num>
   <w:num w:numId="3">
+    <w:abstractNumId w:val="5"/>
+  </w:num>
+  <w:num w:numId="4">
+    <w:abstractNumId w:val="13"/>
+  </w:num>
+  <w:num w:numId="5">
+    <w:abstractNumId w:val="7"/>
+  </w:num>
+  <w:num w:numId="6">
+    <w:abstractNumId w:val="11"/>
+  </w:num>
+  <w:num w:numId="7">
+    <w:abstractNumId w:val="1"/>
+  </w:num>
+  <w:num w:numId="8">
+    <w:abstractNumId w:val="15"/>
+  </w:num>
+  <w:num w:numId="9">
+    <w:abstractNumId w:val="12"/>
+  </w:num>
+  <w:num w:numId="10">
+    <w:abstractNumId w:val="2"/>
+  </w:num>
+  <w:num w:numId="11">
+    <w:abstractNumId w:val="6"/>
+  </w:num>
+  <w:num w:numId="12">
     <w:abstractNumId w:val="3"/>
   </w:num>
-  <w:num w:numId="4">
+  <w:num w:numId="13">
+    <w:abstractNumId w:val="4"/>
+  </w:num>
+  <w:num w:numId="14">
+    <w:abstractNumId w:val="9"/>
+  </w:num>
+  <w:num w:numId="15">
+    <w:abstractNumId w:val="0"/>
+  </w:num>
+  <w:num w:numId="16">
     <w:abstractNumId w:val="8"/>
   </w:num>
-  <w:num w:numId="5">
-    <w:abstractNumId w:val="5"/>
-  </w:num>
-  <w:num w:numId="6">
-    <w:abstractNumId w:val="6"/>
-  </w:num>
-  <w:num w:numId="7">
-    <w:abstractNumId w:val="0"/>
-  </w:num>
-  <w:num w:numId="8">
+  <w:num w:numId="17">
     <w:abstractNumId w:val="10"/>
-  </w:num>
-  <w:num w:numId="9">
-    <w:abstractNumId w:val="7"/>
-  </w:num>
-  <w:num w:numId="10">
-    <w:abstractNumId w:val="1"/>
-  </w:num>
-  <w:num w:numId="11">
-    <w:abstractNumId w:val="4"/>
-  </w:num>
-  <w:num w:numId="12">
-    <w:abstractNumId w:val="2"/>
   </w:num>
   <w:numIdMacAtCleanup w:val="12"/>
 </w:numbering>
